--- a/t04_s3.docx
+++ b/t04_s3.docx
@@ -3,2168 +3,1698 @@
 <w:document xmlns:wpc="http://schemas.microsoft.com/office/word/2010/wordprocessingCanvas" xmlns:mo="http://schemas.microsoft.com/office/mac/office/2008/main" xmlns:mc="http://schemas.openxmlformats.org/markup-compatibility/2006" xmlns:mv="urn:schemas-microsoft-com:mac:vml" xmlns:o="urn:schemas-microsoft-com:office:office" xmlns:r="http://schemas.openxmlformats.org/officeDocument/2006/relationships" xmlns:m="http://schemas.openxmlformats.org/officeDocument/2006/math" xmlns:v="urn:schemas-microsoft-com:vml" xmlns:wp14="http://schemas.microsoft.com/office/word/2010/wordprocessingDrawing" xmlns:wp="http://schemas.openxmlformats.org/drawingml/2006/wordprocessingDrawing" xmlns:w10="urn:schemas-microsoft-com:office:word" xmlns:w="http://schemas.openxmlformats.org/wordprocessingml/2006/main" xmlns:w14="http://schemas.microsoft.com/office/word/2010/wordml" xmlns:wpg="http://schemas.microsoft.com/office/word/2010/wordprocessingGroup" xmlns:wpi="http://schemas.microsoft.com/office/word/2010/wordprocessingInk" xmlns:wne="http://schemas.microsoft.com/office/word/2006/wordml" xmlns:wps="http://schemas.microsoft.com/office/word/2010/wordprocessingShape" mc:Ignorable="w14 wp14">
   <w:body>
     <w:p>
-      <w:pPr>
-        <w:spacing w:after="20" w:before="120"/>
-      </w:pPr>
-      <w:r>
-        <w:rPr>
-          <w:b/>
-          <w:sz w:val="22"/>
-        </w:rPr>
-        <w:t>Question: A nurse caring for a HIV positive patient got an accidental needle stick injury. Which of the following Is an appropriate immediate action following needle stick injury?</w:t>
-      </w:r>
-    </w:p>
-    <w:p>
-      <w:pPr>
-        <w:spacing w:after="0" w:before="0"/>
-      </w:pPr>
-      <w:r>
-        <w:rPr>
-          <w:b w:val="0"/>
-          <w:sz w:val="22"/>
-        </w:rPr>
-        <w:t>(a) Squeeze the wound to bleed it</w:t>
-      </w:r>
-    </w:p>
-    <w:p>
-      <w:pPr>
-        <w:spacing w:after="0" w:before="0"/>
-      </w:pPr>
-      <w:r>
-        <w:rPr>
-          <w:b w:val="0"/>
-          <w:sz w:val="22"/>
-        </w:rPr>
-        <w:t>(b) Wash the wound and surrounding skin with soap and rinse</w:t>
-      </w:r>
-    </w:p>
-    <w:p>
-      <w:pPr>
-        <w:spacing w:after="0" w:before="0"/>
-      </w:pPr>
-      <w:r>
-        <w:rPr>
-          <w:b w:val="0"/>
-          <w:sz w:val="22"/>
-        </w:rPr>
-        <w:t>(c) Use bleach or alcohol to clean the wound</w:t>
-      </w:r>
-    </w:p>
-    <w:p>
-      <w:pPr>
-        <w:spacing w:after="0" w:before="0"/>
-      </w:pPr>
-      <w:r>
-        <w:rPr>
-          <w:b w:val="0"/>
-          <w:sz w:val="22"/>
-        </w:rPr>
-        <w:t>(d) Put the pricked finger in mouth</w:t>
-      </w:r>
-    </w:p>
-    <w:p>
-      <w:pPr>
-        <w:spacing w:after="0" w:before="40"/>
-      </w:pPr>
-      <w:r>
-        <w:rPr>
-          <w:b/>
-          <w:sz w:val="22"/>
-        </w:rPr>
-        <w:t>Answer: b</w:t>
-      </w:r>
-    </w:p>
-    <w:p>
-      <w:pPr>
-        <w:spacing w:after="0" w:before="0"/>
-      </w:pPr>
-      <w:r>
-        <w:rPr>
-          <w:b w:val="0"/>
-          <w:sz w:val="21"/>
-        </w:rPr>
-        <w:t>Solution: If is experienced the site should be washed with soap and water immediately, report the incident to supervisor, assess the exposure (type of fluid, type of needle, amount of blood on the needle, etc.), evaluate the status of patient and immediately seek the treatment according to protocol.</w:t>
-      </w:r>
-    </w:p>
-    <w:p>
-      <w:pPr>
-        <w:spacing w:after="0" w:before="0"/>
-      </w:pPr>
-      <w:r>
-        <w:rPr>
-          <w:b w:val="0"/>
-          <w:sz w:val="20"/>
-        </w:rPr>
-        <w:t>Positive Marks: 1</w:t>
-      </w:r>
-    </w:p>
-    <w:p>
-      <w:pPr>
-        <w:spacing w:after="160" w:before="0"/>
-      </w:pPr>
-      <w:r>
-        <w:rPr>
-          <w:b w:val="0"/>
-          <w:sz w:val="20"/>
-        </w:rPr>
-        <w:t>Negative Marks: 0.25</w:t>
-      </w:r>
-    </w:p>
-    <w:p>
-      <w:pPr>
-        <w:spacing w:after="20" w:before="120"/>
-      </w:pPr>
-      <w:r>
-        <w:rPr>
-          <w:b/>
-          <w:sz w:val="22"/>
-        </w:rPr>
-        <w:t>Question: Which vitamin supplementation gives to pregnant mother for prevention of NTD?</w:t>
-      </w:r>
-    </w:p>
-    <w:p>
-      <w:pPr>
-        <w:spacing w:after="0" w:before="0"/>
-      </w:pPr>
-      <w:r>
-        <w:rPr>
-          <w:b w:val="0"/>
-          <w:sz w:val="22"/>
-        </w:rPr>
-        <w:t>(a) Folic acid</w:t>
-      </w:r>
-    </w:p>
-    <w:p>
-      <w:pPr>
-        <w:spacing w:after="0" w:before="0"/>
-      </w:pPr>
-      <w:r>
-        <w:rPr>
-          <w:b w:val="0"/>
-          <w:sz w:val="22"/>
-        </w:rPr>
-        <w:t>(b) Iron</w:t>
-      </w:r>
-    </w:p>
-    <w:p>
-      <w:pPr>
-        <w:spacing w:after="0" w:before="0"/>
-      </w:pPr>
-      <w:r>
-        <w:rPr>
-          <w:b w:val="0"/>
-          <w:sz w:val="22"/>
-        </w:rPr>
-        <w:t>(c) calcium</w:t>
-      </w:r>
-    </w:p>
-    <w:p>
-      <w:pPr>
-        <w:spacing w:after="0" w:before="0"/>
-      </w:pPr>
-      <w:r>
-        <w:rPr>
-          <w:b w:val="0"/>
-          <w:sz w:val="22"/>
-        </w:rPr>
-        <w:t>(d) Vitamin C</w:t>
-      </w:r>
-    </w:p>
-    <w:p>
-      <w:pPr>
-        <w:spacing w:after="0" w:before="40"/>
-      </w:pPr>
-      <w:r>
-        <w:rPr>
-          <w:b/>
-          <w:sz w:val="22"/>
-        </w:rPr>
-        <w:t>Answer: a</w:t>
-      </w:r>
-    </w:p>
-    <w:p>
-      <w:pPr>
-        <w:spacing w:after="0" w:before="0"/>
-      </w:pPr>
-      <w:r>
-        <w:rPr>
-          <w:b w:val="0"/>
-          <w:sz w:val="21"/>
-        </w:rPr>
-        <w:t>Solution: Folic acid supplementation is given to pregnant mothers for the prevention of neural tube defects (NTDs). Neural tube defects are serious birth defects that affect the development of the brain and spinal cord in the fetus. Folic acid, a B-vitamin, plays a crucial role in neural tube development. Adequate folic acid intake before and during early pregnancy can significantly reduce the risk of NTDs. It is recommended that women of childbearing age consume a daily folic acid supplement of 400 to 800 micrograms to ensure sufficient levels for neural tube formation. Folic acid supplementation is a key component of prenatal care to support healthy fetal development.</w:t>
-      </w:r>
-    </w:p>
-    <w:p>
-      <w:pPr>
-        <w:spacing w:after="0" w:before="0"/>
-      </w:pPr>
-      <w:r>
-        <w:rPr>
-          <w:b w:val="0"/>
-          <w:sz w:val="20"/>
-        </w:rPr>
-        <w:t>Positive Marks: 1</w:t>
-      </w:r>
-    </w:p>
-    <w:p>
-      <w:pPr>
-        <w:spacing w:after="160" w:before="0"/>
-      </w:pPr>
-      <w:r>
-        <w:rPr>
-          <w:b w:val="0"/>
-          <w:sz w:val="20"/>
-        </w:rPr>
-        <w:t>Negative Marks: 0.25</w:t>
-      </w:r>
-    </w:p>
-    <w:p>
-      <w:pPr>
-        <w:spacing w:after="20" w:before="120"/>
-      </w:pPr>
-      <w:r>
-        <w:rPr>
-          <w:b/>
-          <w:sz w:val="22"/>
-        </w:rPr>
-        <w:t>Question: Which of the following drug is prescribed to an antenatal mother for fetal lung maturation?</w:t>
-      </w:r>
-    </w:p>
-    <w:p>
-      <w:pPr>
-        <w:spacing w:after="0" w:before="0"/>
-      </w:pPr>
-      <w:r>
-        <w:rPr>
-          <w:b w:val="0"/>
-          <w:sz w:val="22"/>
-        </w:rPr>
-        <w:t>(a) Betamethasone</w:t>
-      </w:r>
-    </w:p>
-    <w:p>
-      <w:pPr>
-        <w:spacing w:after="0" w:before="0"/>
-      </w:pPr>
-      <w:r>
-        <w:rPr>
-          <w:b w:val="0"/>
-          <w:sz w:val="22"/>
-        </w:rPr>
-        <w:t>(b) Metoprolol</w:t>
-      </w:r>
-    </w:p>
-    <w:p>
-      <w:pPr>
-        <w:spacing w:after="0" w:before="0"/>
-      </w:pPr>
-      <w:r>
-        <w:rPr>
-          <w:b w:val="0"/>
-          <w:sz w:val="22"/>
-        </w:rPr>
-        <w:t>(c) Metoclopramide</w:t>
-      </w:r>
-    </w:p>
-    <w:p>
-      <w:pPr>
-        <w:spacing w:after="0" w:before="0"/>
-      </w:pPr>
-      <w:r>
-        <w:rPr>
-          <w:b w:val="0"/>
-          <w:sz w:val="22"/>
-        </w:rPr>
-        <w:t>(d) Bromocriptine</w:t>
-      </w:r>
-    </w:p>
-    <w:p>
-      <w:pPr>
-        <w:spacing w:after="0" w:before="40"/>
-      </w:pPr>
-      <w:r>
-        <w:rPr>
-          <w:b/>
-          <w:sz w:val="22"/>
-        </w:rPr>
-        <w:t>Answer: a</w:t>
-      </w:r>
-    </w:p>
-    <w:p>
-      <w:pPr>
-        <w:spacing w:after="0" w:before="0"/>
-      </w:pPr>
-      <w:r>
-        <w:rPr>
-          <w:b w:val="0"/>
-          <w:sz w:val="21"/>
-        </w:rPr>
-        <w:t>Solution: Betamethasone (a corticosteroid) is given to the antenatal mother to accelerate fetal lung maturation and prevent RDS.</w:t>
-      </w:r>
-    </w:p>
-    <w:p>
-      <w:pPr>
-        <w:spacing w:after="0" w:before="0"/>
-      </w:pPr>
-      <w:r>
-        <w:rPr>
-          <w:b w:val="0"/>
-          <w:sz w:val="20"/>
-        </w:rPr>
-        <w:t>Positive Marks: 1</w:t>
-      </w:r>
-    </w:p>
-    <w:p>
-      <w:pPr>
-        <w:spacing w:after="160" w:before="0"/>
-      </w:pPr>
-      <w:r>
-        <w:rPr>
-          <w:b w:val="0"/>
-          <w:sz w:val="20"/>
-        </w:rPr>
-        <w:t>Negative Marks: 0.25</w:t>
-      </w:r>
-    </w:p>
-    <w:p>
-      <w:pPr>
-        <w:spacing w:after="20" w:before="120"/>
-      </w:pPr>
-      <w:r>
-        <w:rPr>
-          <w:b/>
-          <w:sz w:val="22"/>
-        </w:rPr>
-        <w:t>Question: A patient is having hyperventilation and CO2 level is below normal range. Priority nursing management in this patient is?</w:t>
-      </w:r>
-    </w:p>
-    <w:p>
-      <w:pPr>
-        <w:spacing w:after="0" w:before="0"/>
-      </w:pPr>
-      <w:r>
-        <w:rPr>
-          <w:b w:val="0"/>
-          <w:sz w:val="22"/>
-        </w:rPr>
-        <w:t>(a) Inform the doctor</w:t>
-      </w:r>
-    </w:p>
-    <w:p>
-      <w:pPr>
-        <w:spacing w:after="0" w:before="0"/>
-      </w:pPr>
-      <w:r>
-        <w:rPr>
-          <w:b w:val="0"/>
-          <w:sz w:val="22"/>
-        </w:rPr>
-        <w:t>(b) Paper bag breath</w:t>
-      </w:r>
-    </w:p>
-    <w:p>
-      <w:pPr>
-        <w:spacing w:after="0" w:before="0"/>
-      </w:pPr>
-      <w:r>
-        <w:rPr>
-          <w:b w:val="0"/>
-          <w:sz w:val="22"/>
-        </w:rPr>
-        <w:t>(c) Give O2 directly</w:t>
-      </w:r>
-    </w:p>
-    <w:p>
-      <w:pPr>
-        <w:spacing w:after="0" w:before="0"/>
-      </w:pPr>
-      <w:r>
-        <w:rPr>
-          <w:b w:val="0"/>
-          <w:sz w:val="22"/>
-        </w:rPr>
-        <w:t>(d) Give sedative</w:t>
-      </w:r>
-    </w:p>
-    <w:p>
-      <w:pPr>
-        <w:spacing w:after="0" w:before="40"/>
-      </w:pPr>
-      <w:r>
-        <w:rPr>
-          <w:b/>
-          <w:sz w:val="22"/>
-        </w:rPr>
-        <w:t>Answer: b</w:t>
-      </w:r>
-    </w:p>
-    <w:p>
-      <w:pPr>
-        <w:spacing w:after="0" w:before="0"/>
-      </w:pPr>
-      <w:r>
-        <w:rPr>
-          <w:b w:val="0"/>
-          <w:sz w:val="21"/>
-        </w:rPr>
-        <w:t>Solution: In hyperventilation with low CO2, priority management is rebreathing into a paper bag to raise CO2 levels.</w:t>
-      </w:r>
-    </w:p>
-    <w:p>
-      <w:pPr>
-        <w:spacing w:after="0" w:before="0"/>
-      </w:pPr>
-      <w:r>
-        <w:rPr>
-          <w:b w:val="0"/>
-          <w:sz w:val="20"/>
-        </w:rPr>
-        <w:t>Positive Marks: 1</w:t>
-      </w:r>
-    </w:p>
-    <w:p>
-      <w:pPr>
-        <w:spacing w:after="160" w:before="0"/>
-      </w:pPr>
-      <w:r>
-        <w:rPr>
-          <w:b w:val="0"/>
-          <w:sz w:val="20"/>
-        </w:rPr>
-        <w:t>Negative Marks: 0.25</w:t>
-      </w:r>
-    </w:p>
-    <w:p>
-      <w:pPr>
-        <w:spacing w:after="20" w:before="120"/>
-      </w:pPr>
-      <w:r>
-        <w:rPr>
-          <w:b/>
-          <w:sz w:val="22"/>
-        </w:rPr>
-        <w:t>Question: A G3 female history of 2 previous second trimester abortion present at 22 weeks of gestational with funnelling of cervix and length of cervix 20 mm. Most appropriate management would be?</w:t>
-      </w:r>
-    </w:p>
-    <w:p>
-      <w:pPr>
-        <w:spacing w:after="0" w:before="0"/>
-      </w:pPr>
-      <w:r>
-        <w:rPr>
-          <w:b w:val="0"/>
-          <w:sz w:val="22"/>
-        </w:rPr>
-        <w:t>(a) Apply cervical circlage</w:t>
-      </w:r>
-    </w:p>
-    <w:p>
-      <w:pPr>
-        <w:spacing w:after="0" w:before="0"/>
-      </w:pPr>
-      <w:r>
-        <w:rPr>
-          <w:b w:val="0"/>
-          <w:sz w:val="22"/>
-        </w:rPr>
-        <w:t>(b) Administer misoprostol and bed rest</w:t>
-      </w:r>
-    </w:p>
-    <w:p>
-      <w:pPr>
-        <w:spacing w:after="0" w:before="0"/>
-      </w:pPr>
-      <w:r>
-        <w:rPr>
-          <w:b w:val="0"/>
-          <w:sz w:val="22"/>
-        </w:rPr>
-        <w:t>(c) Administer dinoprostone and bed rest</w:t>
-      </w:r>
-    </w:p>
-    <w:p>
-      <w:pPr>
-        <w:spacing w:after="0" w:before="0"/>
-      </w:pPr>
-      <w:r>
-        <w:rPr>
-          <w:b w:val="0"/>
-          <w:sz w:val="22"/>
-        </w:rPr>
-        <w:t>(d) Apply fothergill stretch</w:t>
-      </w:r>
-    </w:p>
-    <w:p>
-      <w:pPr>
-        <w:spacing w:after="0" w:before="40"/>
-      </w:pPr>
-      <w:r>
-        <w:rPr>
-          <w:b/>
-          <w:sz w:val="22"/>
-        </w:rPr>
-        <w:t>Answer: a</w:t>
-      </w:r>
-    </w:p>
-    <w:p>
-      <w:pPr>
-        <w:spacing w:after="0" w:before="0"/>
-      </w:pPr>
-      <w:r>
-        <w:rPr>
-          <w:b w:val="0"/>
-          <w:sz w:val="21"/>
-        </w:rPr>
-        <w:t>Solution: In a G3 female with a history of 2 previous second-trimester abortions, presenting at 22 weeks of gestation with funneling of the cervix and a cervix length of 20 mm, the most appropriate management would be to apply cervical cerclage (option B). Cervical cerclage is a surgical procedure in which a stitch or suture is placed around the cervix to provide mechanical support and prevent premature cervical dilation. It is indicated in cases of cervical insufficiency, where the cervix is weak and at risk of premature opening. By reinforcing the cervix, cervical cerclage helps prolong the pregnancy and reduce the risk of preterm birth. abortion</w:t>
-      </w:r>
-    </w:p>
-    <w:p>
-      <w:pPr>
-        <w:spacing w:after="0" w:before="0"/>
-      </w:pPr>
-      <w:r>
-        <w:rPr>
-          <w:b w:val="0"/>
-          <w:sz w:val="20"/>
-        </w:rPr>
-        <w:t>Positive Marks: 1</w:t>
-      </w:r>
-    </w:p>
-    <w:p>
-      <w:pPr>
-        <w:spacing w:after="160" w:before="0"/>
-      </w:pPr>
-      <w:r>
-        <w:rPr>
-          <w:b w:val="0"/>
-          <w:sz w:val="20"/>
-        </w:rPr>
-        <w:t>Negative Marks: 0.25</w:t>
-      </w:r>
-    </w:p>
-    <w:p>
-      <w:pPr>
-        <w:spacing w:after="20" w:before="120"/>
-      </w:pPr>
-      <w:r>
-        <w:rPr>
-          <w:b/>
-          <w:sz w:val="22"/>
-        </w:rPr>
-        <w:t>Question: What is the drug used for the management of alcohol withdrawal symptoms?</w:t>
-      </w:r>
-    </w:p>
-    <w:p>
-      <w:pPr>
-        <w:spacing w:after="0" w:before="0"/>
-      </w:pPr>
-      <w:r>
-        <w:rPr>
-          <w:b w:val="0"/>
-          <w:sz w:val="22"/>
-        </w:rPr>
-        <w:t>(a) Disulfiram</w:t>
-      </w:r>
-    </w:p>
-    <w:p>
-      <w:pPr>
-        <w:spacing w:after="0" w:before="0"/>
-      </w:pPr>
-      <w:r>
-        <w:rPr>
-          <w:b w:val="0"/>
-          <w:sz w:val="22"/>
-        </w:rPr>
-        <w:t>(b) Naltrexone</w:t>
-      </w:r>
-    </w:p>
-    <w:p>
-      <w:pPr>
-        <w:spacing w:after="0" w:before="0"/>
-      </w:pPr>
-      <w:r>
-        <w:rPr>
-          <w:b w:val="0"/>
-          <w:sz w:val="22"/>
-        </w:rPr>
-        <w:t>(c) Chlordiazepoxide</w:t>
-      </w:r>
-    </w:p>
-    <w:p>
-      <w:pPr>
-        <w:spacing w:after="0" w:before="0"/>
-      </w:pPr>
-      <w:r>
-        <w:rPr>
-          <w:b w:val="0"/>
-          <w:sz w:val="22"/>
-        </w:rPr>
-        <w:t>(d) Acarbose</w:t>
-      </w:r>
-    </w:p>
-    <w:p>
-      <w:pPr>
-        <w:spacing w:after="0" w:before="40"/>
-      </w:pPr>
-      <w:r>
-        <w:rPr>
-          <w:b/>
-          <w:sz w:val="22"/>
-        </w:rPr>
-        <w:t>Answer: c</w:t>
-      </w:r>
-    </w:p>
-    <w:p>
-      <w:pPr>
-        <w:spacing w:after="0" w:before="0"/>
-      </w:pPr>
-      <w:r>
-        <w:rPr>
-          <w:b w:val="0"/>
-          <w:sz w:val="21"/>
-        </w:rPr>
-        <w:t>Solution: Chlordiazepoxide is a drug used for the management of alcohol withdrawal symptoms. It is a benzodiazepine that works by decreasing the excitability of the central nervous system, which can help alleviate symptoms such as anxiety, tremors, and seizures.</w:t>
-      </w:r>
-    </w:p>
-    <w:p>
-      <w:pPr>
-        <w:spacing w:after="0" w:before="0"/>
-      </w:pPr>
-      <w:r>
-        <w:rPr>
-          <w:b w:val="0"/>
-          <w:sz w:val="20"/>
-        </w:rPr>
-        <w:t>Positive Marks: 1</w:t>
-      </w:r>
-    </w:p>
-    <w:p>
-      <w:pPr>
-        <w:spacing w:after="160" w:before="0"/>
-      </w:pPr>
-      <w:r>
-        <w:rPr>
-          <w:b w:val="0"/>
-          <w:sz w:val="20"/>
-        </w:rPr>
-        <w:t>Negative Marks: 0.25</w:t>
-      </w:r>
-    </w:p>
-    <w:p>
-      <w:pPr>
-        <w:spacing w:after="20" w:before="120"/>
-      </w:pPr>
-      <w:r>
-        <w:rPr>
-          <w:b/>
-          <w:sz w:val="22"/>
-        </w:rPr>
-        <w:t>Question: The normal newborn hemoglobin level is:</w:t>
-      </w:r>
-    </w:p>
-    <w:p>
-      <w:pPr>
-        <w:spacing w:after="0" w:before="0"/>
-      </w:pPr>
-      <w:r>
-        <w:rPr>
-          <w:b w:val="0"/>
-          <w:sz w:val="22"/>
-        </w:rPr>
-        <w:t>(a) 10-12 g/dl</w:t>
-      </w:r>
-    </w:p>
-    <w:p>
-      <w:pPr>
-        <w:spacing w:after="0" w:before="0"/>
-      </w:pPr>
-      <w:r>
-        <w:rPr>
-          <w:b w:val="0"/>
-          <w:sz w:val="22"/>
-        </w:rPr>
-        <w:t>(b) 20-25 g/dl</w:t>
-      </w:r>
-    </w:p>
-    <w:p>
-      <w:pPr>
-        <w:spacing w:after="0" w:before="0"/>
-      </w:pPr>
-      <w:r>
-        <w:rPr>
-          <w:b w:val="0"/>
-          <w:sz w:val="22"/>
-        </w:rPr>
-        <w:t>(c) 12-14 g/dl</w:t>
-      </w:r>
-    </w:p>
-    <w:p>
-      <w:pPr>
-        <w:spacing w:after="0" w:before="0"/>
-      </w:pPr>
-      <w:r>
-        <w:rPr>
-          <w:b w:val="0"/>
-          <w:sz w:val="22"/>
-        </w:rPr>
-        <w:t>(d) 17-20 g/dl</w:t>
-      </w:r>
-    </w:p>
-    <w:p>
-      <w:pPr>
-        <w:spacing w:after="0" w:before="40"/>
-      </w:pPr>
-      <w:r>
-        <w:rPr>
-          <w:b/>
-          <w:sz w:val="22"/>
-        </w:rPr>
-        <w:t>Answer: d</w:t>
-      </w:r>
-    </w:p>
-    <w:p>
-      <w:pPr>
-        <w:spacing w:after="0" w:before="0"/>
-      </w:pPr>
-      <w:r>
-        <w:rPr>
-          <w:b w:val="0"/>
-          <w:sz w:val="21"/>
-        </w:rPr>
-        <w:t>Solution: The normal newborn haemoglobin level is 17-20 g/dl.</w:t>
-      </w:r>
-    </w:p>
-    <w:p>
-      <w:pPr>
-        <w:spacing w:after="0" w:before="0"/>
-      </w:pPr>
-      <w:r>
-        <w:rPr>
-          <w:b w:val="0"/>
-          <w:sz w:val="20"/>
-        </w:rPr>
-        <w:t>Positive Marks: 1</w:t>
-      </w:r>
-    </w:p>
-    <w:p>
-      <w:pPr>
-        <w:spacing w:after="160" w:before="0"/>
-      </w:pPr>
-      <w:r>
-        <w:rPr>
-          <w:b w:val="0"/>
-          <w:sz w:val="20"/>
-        </w:rPr>
-        <w:t>Negative Marks: 0.25</w:t>
-      </w:r>
-    </w:p>
-    <w:p>
-      <w:pPr>
-        <w:spacing w:after="20" w:before="120"/>
-      </w:pPr>
-      <w:r>
-        <w:rPr>
-          <w:b/>
-          <w:sz w:val="22"/>
-        </w:rPr>
-        <w:t>Question: Covid face shield is sterilized by?</w:t>
-      </w:r>
-    </w:p>
-    <w:p>
-      <w:pPr>
-        <w:spacing w:after="0" w:before="0"/>
-      </w:pPr>
-      <w:r>
-        <w:rPr>
-          <w:b w:val="0"/>
-          <w:sz w:val="22"/>
-        </w:rPr>
-        <w:t>(a) H202</w:t>
-      </w:r>
-    </w:p>
-    <w:p>
-      <w:pPr>
-        <w:spacing w:after="0" w:before="0"/>
-      </w:pPr>
-      <w:r>
-        <w:rPr>
-          <w:b w:val="0"/>
-          <w:sz w:val="22"/>
-        </w:rPr>
-        <w:t>(b) Sodium Hypochlorite</w:t>
-      </w:r>
-    </w:p>
-    <w:p>
-      <w:pPr>
-        <w:spacing w:after="0" w:before="0"/>
-      </w:pPr>
-      <w:r>
-        <w:rPr>
-          <w:b w:val="0"/>
-          <w:sz w:val="22"/>
-        </w:rPr>
-        <w:t>(c) Cidex</w:t>
-      </w:r>
-    </w:p>
-    <w:p>
-      <w:pPr>
-        <w:spacing w:after="0" w:before="0"/>
-      </w:pPr>
-      <w:r>
-        <w:rPr>
-          <w:b w:val="0"/>
-          <w:sz w:val="22"/>
-        </w:rPr>
-        <w:t>(d) Formalin</w:t>
-      </w:r>
-    </w:p>
-    <w:p>
-      <w:pPr>
-        <w:spacing w:after="0" w:before="40"/>
-      </w:pPr>
-      <w:r>
-        <w:rPr>
-          <w:b/>
-          <w:sz w:val="22"/>
-        </w:rPr>
-        <w:t>Answer: b</w:t>
-      </w:r>
-    </w:p>
-    <w:p>
-      <w:pPr>
-        <w:spacing w:after="0" w:before="0"/>
-      </w:pPr>
-      <w:r>
-        <w:rPr>
-          <w:b w:val="0"/>
-          <w:sz w:val="21"/>
-        </w:rPr>
-        <w:t>Solution: Face shields used to protect against COVID-19 can be sterilized using sodium hypochlorite. Sodium hypochlorite is a commonly used disinfectant that is effective against a wide range of pathogens, including the virus that causes COVID-19. his may include wearing gloves and protective clothing, diluting the sodium hypochlorite to the appropriate concentration, and allowing enough contact time for the disinfectant to be effective</w:t>
-      </w:r>
-    </w:p>
-    <w:p>
-      <w:pPr>
-        <w:spacing w:after="0" w:before="0"/>
-      </w:pPr>
-      <w:r>
-        <w:rPr>
-          <w:b w:val="0"/>
-          <w:sz w:val="20"/>
-        </w:rPr>
-        <w:t>Positive Marks: 1</w:t>
-      </w:r>
-    </w:p>
-    <w:p>
-      <w:pPr>
-        <w:spacing w:after="160" w:before="0"/>
-      </w:pPr>
-      <w:r>
-        <w:rPr>
-          <w:b w:val="0"/>
-          <w:sz w:val="20"/>
-        </w:rPr>
-        <w:t>Negative Marks: 0.25</w:t>
-      </w:r>
-    </w:p>
-    <w:p>
-      <w:pPr>
-        <w:spacing w:after="20" w:before="120"/>
-      </w:pPr>
-      <w:r>
-        <w:rPr>
-          <w:b/>
-          <w:sz w:val="22"/>
-        </w:rPr>
-        <w:t>Question: Formula of measure the ET tube size in children?</w:t>
-      </w:r>
-    </w:p>
-    <w:p>
-      <w:pPr>
-        <w:spacing w:after="0" w:before="0"/>
-      </w:pPr>
-      <w:r>
-        <w:rPr>
-          <w:b w:val="0"/>
-          <w:sz w:val="22"/>
-        </w:rPr>
-        <w:t>(a) Age/4 year +4</w:t>
-      </w:r>
-    </w:p>
-    <w:p>
-      <w:pPr>
-        <w:spacing w:after="0" w:before="0"/>
-      </w:pPr>
-      <w:r>
-        <w:rPr>
-          <w:b w:val="0"/>
-          <w:sz w:val="22"/>
-        </w:rPr>
-        <w:t>(b) Age/36 month+4</w:t>
-      </w:r>
-    </w:p>
-    <w:p>
-      <w:pPr>
-        <w:spacing w:after="0" w:before="0"/>
-      </w:pPr>
-      <w:r>
-        <w:rPr>
-          <w:b w:val="0"/>
-          <w:sz w:val="22"/>
-        </w:rPr>
-        <w:t>(c) Age/18 month+4</w:t>
-      </w:r>
-    </w:p>
-    <w:p>
-      <w:pPr>
-        <w:spacing w:after="0" w:before="0"/>
-      </w:pPr>
-      <w:r>
-        <w:rPr>
-          <w:b w:val="0"/>
-          <w:sz w:val="22"/>
-        </w:rPr>
-        <w:t>(d) Age/6 year+3.5</w:t>
-      </w:r>
-    </w:p>
-    <w:p>
-      <w:pPr>
-        <w:spacing w:after="0" w:before="40"/>
-      </w:pPr>
-      <w:r>
-        <w:rPr>
-          <w:b/>
-          <w:sz w:val="22"/>
-        </w:rPr>
-        <w:t>Answer: a</w:t>
-      </w:r>
-    </w:p>
-    <w:p>
-      <w:pPr>
-        <w:spacing w:after="0" w:before="0"/>
-      </w:pPr>
-      <w:r>
-        <w:rPr>
-          <w:b w:val="0"/>
-          <w:sz w:val="21"/>
-        </w:rPr>
-        <w:t>Solution: Estimation of proper endotracheal tube size for children 1 to 10 years of age, based on the child's age: Uncuffed endotracheal tube size (mm ID) = (age in years/4) + 4. Cuffed endotracheal tube size (mm ID) = (age in years/4) + 3. The average size of the tube for an adult male is 8.0, and an adult female is 7.0</w:t>
-      </w:r>
-    </w:p>
-    <w:p>
-      <w:pPr>
-        <w:spacing w:after="0" w:before="0"/>
-      </w:pPr>
-      <w:r>
-        <w:rPr>
-          <w:b w:val="0"/>
-          <w:sz w:val="20"/>
-        </w:rPr>
-        <w:t>Positive Marks: 1</w:t>
-      </w:r>
-    </w:p>
-    <w:p>
-      <w:pPr>
-        <w:spacing w:after="160" w:before="0"/>
-      </w:pPr>
-      <w:r>
-        <w:rPr>
-          <w:b w:val="0"/>
-          <w:sz w:val="20"/>
-        </w:rPr>
-        <w:t>Negative Marks: 0.25</w:t>
-      </w:r>
-    </w:p>
-    <w:p>
-      <w:pPr>
-        <w:spacing w:after="20" w:before="120"/>
-      </w:pPr>
-      <w:r>
-        <w:rPr>
-          <w:b/>
-          <w:sz w:val="22"/>
-        </w:rPr>
-        <w:t>Question: Which nutrient is found in an average-sized egg?</w:t>
-      </w:r>
-    </w:p>
-    <w:p>
-      <w:pPr>
-        <w:spacing w:after="0" w:before="0"/>
-      </w:pPr>
-      <w:r>
-        <w:rPr>
-          <w:b w:val="0"/>
-          <w:sz w:val="22"/>
-        </w:rPr>
-        <w:t>(a) 80gm Vitamin C</w:t>
-      </w:r>
-    </w:p>
-    <w:p>
-      <w:pPr>
-        <w:spacing w:after="0" w:before="0"/>
-      </w:pPr>
-      <w:r>
-        <w:rPr>
-          <w:b w:val="0"/>
-          <w:sz w:val="22"/>
-        </w:rPr>
-        <w:t>(b) 6 gm Fat</w:t>
-      </w:r>
-    </w:p>
-    <w:p>
-      <w:pPr>
-        <w:spacing w:after="0" w:before="0"/>
-      </w:pPr>
-      <w:r>
-        <w:rPr>
-          <w:b w:val="0"/>
-          <w:sz w:val="22"/>
-        </w:rPr>
-        <w:t>(c) 6 gm Protein</w:t>
-      </w:r>
-    </w:p>
-    <w:p>
-      <w:pPr>
-        <w:spacing w:after="0" w:before="0"/>
-      </w:pPr>
-      <w:r>
-        <w:rPr>
-          <w:b w:val="0"/>
-          <w:sz w:val="22"/>
-        </w:rPr>
-        <w:t>(d) 25 gm Iron</w:t>
-      </w:r>
-    </w:p>
-    <w:p>
-      <w:pPr>
-        <w:spacing w:after="0" w:before="40"/>
-      </w:pPr>
-      <w:r>
-        <w:rPr>
-          <w:b/>
-          <w:sz w:val="22"/>
-        </w:rPr>
-        <w:t>Answer: c</w:t>
-      </w:r>
-    </w:p>
-    <w:p>
-      <w:pPr>
-        <w:spacing w:after="0" w:before="0"/>
-      </w:pPr>
-      <w:r>
-        <w:rPr>
-          <w:b w:val="0"/>
-          <w:sz w:val="21"/>
-        </w:rPr>
-        <w:t>Solution: An average-sized egg contains approximately 6 grams of protein (option B). Eggs are a good source of high-quality protein and are often considered a complete protein because they contain all the essential amino acids in the right proportions. While eggs do contain some fat, the amount varies depending on the size of the egg and the specific yolk-to-white ratio. The diseases carriers (common Hies wat mosquito) Protein vitamin content of an egg, including Vitamin C, is relatively low compared to other nutrients. However, eggs are a good source of several vitamins, including Vitamin A, Vitamin D, Vitamin E, and various B vitamins.</w:t>
-      </w:r>
-    </w:p>
-    <w:p>
-      <w:pPr>
-        <w:spacing w:after="0" w:before="0"/>
-      </w:pPr>
-      <w:r>
-        <w:rPr>
-          <w:b w:val="0"/>
-          <w:sz w:val="20"/>
-        </w:rPr>
-        <w:t>Positive Marks: 1</w:t>
-      </w:r>
-    </w:p>
-    <w:p>
-      <w:pPr>
-        <w:spacing w:after="160" w:before="0"/>
-      </w:pPr>
-      <w:r>
-        <w:rPr>
-          <w:b w:val="0"/>
-          <w:sz w:val="20"/>
-        </w:rPr>
-        <w:t>Negative Marks: 0.25</w:t>
-      </w:r>
-    </w:p>
-    <w:p>
-      <w:pPr>
-        <w:spacing w:after="20" w:before="120"/>
-      </w:pPr>
-      <w:r>
-        <w:rPr>
-          <w:b/>
-          <w:sz w:val="22"/>
-        </w:rPr>
-        <w:t>Question: Which vaccine can be frozen during storage?</w:t>
-      </w:r>
-    </w:p>
-    <w:p>
-      <w:pPr>
-        <w:spacing w:after="0" w:before="0"/>
-      </w:pPr>
-      <w:r>
-        <w:rPr>
-          <w:b w:val="0"/>
-          <w:sz w:val="22"/>
-        </w:rPr>
-        <w:t>(a) DPT / DT</w:t>
-      </w:r>
-    </w:p>
-    <w:p>
-      <w:pPr>
-        <w:spacing w:after="0" w:before="0"/>
-      </w:pPr>
-      <w:r>
-        <w:rPr>
-          <w:b w:val="0"/>
-          <w:sz w:val="22"/>
-        </w:rPr>
-        <w:t>(b) MMR</w:t>
-      </w:r>
-    </w:p>
-    <w:p>
-      <w:pPr>
-        <w:spacing w:after="0" w:before="0"/>
-      </w:pPr>
-      <w:r>
-        <w:rPr>
-          <w:b w:val="0"/>
-          <w:sz w:val="22"/>
-        </w:rPr>
-        <w:t>(c) BCG</w:t>
-      </w:r>
-    </w:p>
-    <w:p>
-      <w:pPr>
-        <w:spacing w:after="0" w:before="0"/>
-      </w:pPr>
-      <w:r>
-        <w:rPr>
-          <w:b w:val="0"/>
-          <w:sz w:val="22"/>
-        </w:rPr>
-        <w:t>(d) Polio (OPV)</w:t>
-      </w:r>
-    </w:p>
-    <w:p>
-      <w:pPr>
-        <w:spacing w:after="0" w:before="40"/>
-      </w:pPr>
-      <w:r>
-        <w:rPr>
-          <w:b/>
-          <w:sz w:val="22"/>
-        </w:rPr>
-        <w:t>Answer: b</w:t>
-      </w:r>
-    </w:p>
-    <w:p>
-      <w:pPr>
-        <w:spacing w:after="0" w:before="0"/>
-      </w:pPr>
-      <w:r>
-        <w:rPr>
-          <w:b w:val="0"/>
-          <w:sz w:val="21"/>
-        </w:rPr>
-        <w:t>Solution: Freeze-dried (lyophilized) vaccines like MMR and Measles can be stored in frozen state (-20°C). Liquid vaccines containing adjuvants (DPT, TT, Hepatitis B) must never be frozen.</w:t>
-      </w:r>
-    </w:p>
-    <w:p>
-      <w:pPr>
-        <w:spacing w:after="0" w:before="0"/>
-      </w:pPr>
-      <w:r>
-        <w:rPr>
-          <w:b w:val="0"/>
-          <w:sz w:val="20"/>
-        </w:rPr>
-        <w:t>Positive Marks: 1</w:t>
-      </w:r>
-    </w:p>
-    <w:p>
-      <w:pPr>
-        <w:spacing w:after="160" w:before="0"/>
-      </w:pPr>
-      <w:r>
-        <w:rPr>
-          <w:b w:val="0"/>
-          <w:sz w:val="20"/>
-        </w:rPr>
-        <w:t>Negative Marks: 0.25</w:t>
-      </w:r>
-    </w:p>
-    <w:p>
-      <w:pPr>
-        <w:spacing w:after="20" w:before="120"/>
-      </w:pPr>
-      <w:r>
-        <w:rPr>
-          <w:b/>
-          <w:sz w:val="22"/>
-        </w:rPr>
-        <w:t>Question: The earliest symptom of Hyponatremia is:</w:t>
-      </w:r>
-    </w:p>
-    <w:p>
-      <w:pPr>
-        <w:spacing w:after="0" w:before="0"/>
-      </w:pPr>
-      <w:r>
-        <w:rPr>
-          <w:b w:val="0"/>
-          <w:sz w:val="22"/>
-        </w:rPr>
-        <w:t>(a) Thirst</w:t>
-      </w:r>
-    </w:p>
-    <w:p>
-      <w:pPr>
-        <w:spacing w:after="0" w:before="0"/>
-      </w:pPr>
-      <w:r>
-        <w:rPr>
-          <w:b w:val="0"/>
-          <w:sz w:val="22"/>
-        </w:rPr>
-        <w:t>(b) Fatigue</w:t>
-      </w:r>
-    </w:p>
-    <w:p>
-      <w:pPr>
-        <w:spacing w:after="0" w:before="0"/>
-      </w:pPr>
-      <w:r>
-        <w:rPr>
-          <w:b w:val="0"/>
-          <w:sz w:val="22"/>
-        </w:rPr>
-        <w:t>(c) Ataxia</w:t>
-      </w:r>
-    </w:p>
-    <w:p>
-      <w:pPr>
-        <w:spacing w:after="0" w:before="0"/>
-      </w:pPr>
-      <w:r>
-        <w:rPr>
-          <w:b w:val="0"/>
-          <w:sz w:val="22"/>
-        </w:rPr>
-        <w:t>(d) Weakness</w:t>
-      </w:r>
-    </w:p>
-    <w:p>
-      <w:pPr>
-        <w:spacing w:after="0" w:before="40"/>
-      </w:pPr>
-      <w:r>
-        <w:rPr>
-          <w:b/>
-          <w:sz w:val="22"/>
-        </w:rPr>
-        <w:t>Answer: b</w:t>
-      </w:r>
-    </w:p>
-    <w:p>
-      <w:pPr>
-        <w:spacing w:after="0" w:before="0"/>
-      </w:pPr>
-      <w:r>
-        <w:rPr>
-          <w:b w:val="0"/>
-          <w:sz w:val="21"/>
-        </w:rPr>
-        <w:t>Solution: Fatigue is the earliest symptom of hyponatremia (mild sodium depletion).</w:t>
-      </w:r>
-    </w:p>
-    <w:p>
-      <w:pPr>
-        <w:spacing w:after="0" w:before="0"/>
-      </w:pPr>
-      <w:r>
-        <w:rPr>
-          <w:b w:val="0"/>
-          <w:sz w:val="20"/>
-        </w:rPr>
-        <w:t>Positive Marks: 1</w:t>
-      </w:r>
-    </w:p>
-    <w:p>
-      <w:pPr>
-        <w:spacing w:after="160" w:before="0"/>
-      </w:pPr>
-      <w:r>
-        <w:rPr>
-          <w:b w:val="0"/>
-          <w:sz w:val="20"/>
-        </w:rPr>
-        <w:t>Negative Marks: 0.25</w:t>
-      </w:r>
-    </w:p>
-    <w:p>
-      <w:pPr>
-        <w:spacing w:after="20" w:before="120"/>
-      </w:pPr>
-      <w:r>
-        <w:rPr>
-          <w:b/>
-          <w:sz w:val="22"/>
-        </w:rPr>
-        <w:t>Question: Best described the asepsis of any surgical instrument?</w:t>
-      </w:r>
-    </w:p>
-    <w:p>
-      <w:pPr>
-        <w:spacing w:after="0" w:before="0"/>
-      </w:pPr>
-      <w:r>
-        <w:rPr>
-          <w:b w:val="0"/>
-          <w:sz w:val="22"/>
-        </w:rPr>
-        <w:t>(a) Disinfection</w:t>
-      </w:r>
-    </w:p>
-    <w:p>
-      <w:pPr>
-        <w:spacing w:after="0" w:before="0"/>
-      </w:pPr>
-      <w:r>
-        <w:rPr>
-          <w:b w:val="0"/>
-          <w:sz w:val="22"/>
-        </w:rPr>
-        <w:t>(b) Mopping</w:t>
-      </w:r>
-    </w:p>
-    <w:p>
-      <w:pPr>
-        <w:spacing w:after="0" w:before="0"/>
-      </w:pPr>
-      <w:r>
-        <w:rPr>
-          <w:b w:val="0"/>
-          <w:sz w:val="22"/>
-        </w:rPr>
-        <w:t>(c) Sterilization</w:t>
-      </w:r>
-    </w:p>
-    <w:p>
-      <w:pPr>
-        <w:spacing w:after="0" w:before="0"/>
-      </w:pPr>
-      <w:r>
-        <w:rPr>
-          <w:b w:val="0"/>
-          <w:sz w:val="22"/>
-        </w:rPr>
-        <w:t>(d) Scrubbing</w:t>
-      </w:r>
-    </w:p>
-    <w:p>
-      <w:pPr>
-        <w:spacing w:after="0" w:before="40"/>
-      </w:pPr>
-      <w:r>
-        <w:rPr>
-          <w:b/>
-          <w:sz w:val="22"/>
-        </w:rPr>
-        <w:t>Answer: c</w:t>
-      </w:r>
-    </w:p>
-    <w:p>
-      <w:pPr>
-        <w:spacing w:after="0" w:before="0"/>
-      </w:pPr>
-      <w:r>
-        <w:rPr>
-          <w:b w:val="0"/>
-          <w:sz w:val="21"/>
-        </w:rPr>
-        <w:t>Solution: The complete elimination of all microorganisms, including spores, is the best description of the term sterilization. Sterilization is the process of killing or removing all microorganisms, including bacteria, viruses, fungi, and spores. Sterilization can be achieved by various physical and chemical methods, such as heat, radiation, and chemical disinfectants.</w:t>
-      </w:r>
-    </w:p>
-    <w:p>
-      <w:pPr>
-        <w:spacing w:after="0" w:before="0"/>
-      </w:pPr>
-      <w:r>
-        <w:rPr>
-          <w:b w:val="0"/>
-          <w:sz w:val="20"/>
-        </w:rPr>
-        <w:t>Positive Marks: 1</w:t>
-      </w:r>
-    </w:p>
-    <w:p>
-      <w:pPr>
-        <w:spacing w:after="160" w:before="0"/>
-      </w:pPr>
-      <w:r>
-        <w:rPr>
-          <w:b w:val="0"/>
-          <w:sz w:val="20"/>
-        </w:rPr>
-        <w:t>Negative Marks: 0.25</w:t>
-      </w:r>
-    </w:p>
-    <w:p>
-      <w:pPr>
-        <w:spacing w:after="20" w:before="120"/>
-      </w:pPr>
-      <w:r>
-        <w:rPr>
-          <w:b/>
-          <w:sz w:val="22"/>
-        </w:rPr>
-        <w:t>Question: 32 week pregnant woman hospitalized with vaginal discharge, and its fibronectin test positive, what kind of labour does it indicate?</w:t>
-      </w:r>
-    </w:p>
-    <w:p>
-      <w:pPr>
-        <w:spacing w:after="0" w:before="0"/>
-      </w:pPr>
-      <w:r>
-        <w:rPr>
-          <w:b w:val="0"/>
-          <w:sz w:val="22"/>
-        </w:rPr>
-        <w:t>(a) Precipited labour</w:t>
-      </w:r>
-    </w:p>
-    <w:p>
-      <w:pPr>
-        <w:spacing w:after="0" w:before="0"/>
-      </w:pPr>
-      <w:r>
-        <w:rPr>
-          <w:b w:val="0"/>
-          <w:sz w:val="22"/>
-        </w:rPr>
-        <w:t>(b) Prolong labour</w:t>
-      </w:r>
-    </w:p>
-    <w:p>
-      <w:pPr>
-        <w:spacing w:after="0" w:before="0"/>
-      </w:pPr>
-      <w:r>
-        <w:rPr>
-          <w:b w:val="0"/>
-          <w:sz w:val="22"/>
-        </w:rPr>
-        <w:t>(c) Post term labour</w:t>
-      </w:r>
-    </w:p>
-    <w:p>
-      <w:pPr>
-        <w:spacing w:after="0" w:before="0"/>
-      </w:pPr>
-      <w:r>
-        <w:rPr>
-          <w:b w:val="0"/>
-          <w:sz w:val="22"/>
-        </w:rPr>
-        <w:t>(d) Preterm labour</w:t>
-      </w:r>
-    </w:p>
-    <w:p>
-      <w:pPr>
-        <w:spacing w:after="0" w:before="40"/>
-      </w:pPr>
-      <w:r>
-        <w:rPr>
-          <w:b/>
-          <w:sz w:val="22"/>
-        </w:rPr>
-        <w:t>Answer: d</w:t>
-      </w:r>
-    </w:p>
-    <w:p>
-      <w:pPr>
-        <w:spacing w:after="0" w:before="0"/>
-      </w:pPr>
-      <w:r>
-        <w:rPr>
-          <w:b w:val="0"/>
-          <w:sz w:val="21"/>
-        </w:rPr>
-        <w:t>Solution: A positive fetal fibronectin test at 32 weeks indicates a high risk of preterm labour.</w:t>
-      </w:r>
-    </w:p>
-    <w:p>
-      <w:pPr>
-        <w:spacing w:after="0" w:before="0"/>
-      </w:pPr>
-      <w:r>
-        <w:rPr>
-          <w:b w:val="0"/>
-          <w:sz w:val="20"/>
-        </w:rPr>
-        <w:t>Positive Marks: 1</w:t>
-      </w:r>
-    </w:p>
-    <w:p>
-      <w:pPr>
-        <w:spacing w:after="160" w:before="0"/>
-      </w:pPr>
-      <w:r>
-        <w:rPr>
-          <w:b w:val="0"/>
-          <w:sz w:val="20"/>
-        </w:rPr>
-        <w:t>Negative Marks: 0.25</w:t>
-      </w:r>
-    </w:p>
-    <w:p>
-      <w:pPr>
-        <w:spacing w:after="20" w:before="120"/>
-      </w:pPr>
-      <w:r>
-        <w:rPr>
-          <w:b/>
-          <w:sz w:val="22"/>
-        </w:rPr>
-        <w:t>Question: Which scale is used to measure OCD?</w:t>
-      </w:r>
-    </w:p>
-    <w:p>
-      <w:pPr>
-        <w:spacing w:after="0" w:before="0"/>
-      </w:pPr>
-      <w:r>
-        <w:rPr>
-          <w:b w:val="0"/>
-          <w:sz w:val="22"/>
-        </w:rPr>
-        <w:t>(a) BPRS</w:t>
-      </w:r>
-    </w:p>
-    <w:p>
-      <w:pPr>
-        <w:spacing w:after="0" w:before="0"/>
-      </w:pPr>
-      <w:r>
-        <w:rPr>
-          <w:b w:val="0"/>
-          <w:sz w:val="22"/>
-        </w:rPr>
-        <w:t>(b) NIMH-GOCS</w:t>
-      </w:r>
-    </w:p>
-    <w:p>
-      <w:pPr>
-        <w:spacing w:after="0" w:before="0"/>
-      </w:pPr>
-      <w:r>
-        <w:rPr>
-          <w:b w:val="0"/>
-          <w:sz w:val="22"/>
-        </w:rPr>
-        <w:t>(c) HRSD</w:t>
-      </w:r>
-    </w:p>
-    <w:p>
-      <w:pPr>
-        <w:spacing w:after="0" w:before="0"/>
-      </w:pPr>
-      <w:r>
-        <w:rPr>
-          <w:b w:val="0"/>
-          <w:sz w:val="22"/>
-        </w:rPr>
-        <w:t>(d) PANSS</w:t>
-      </w:r>
-    </w:p>
-    <w:p>
-      <w:pPr>
-        <w:spacing w:after="0" w:before="40"/>
-      </w:pPr>
-      <w:r>
-        <w:rPr>
-          <w:b/>
-          <w:sz w:val="22"/>
-        </w:rPr>
-        <w:t>Answer: b</w:t>
-      </w:r>
-    </w:p>
-    <w:p>
-      <w:pPr>
-        <w:spacing w:after="0" w:before="0"/>
-      </w:pPr>
-      <w:r>
-        <w:rPr>
-          <w:b w:val="0"/>
-          <w:sz w:val="21"/>
-        </w:rPr>
-        <w:t>Solution: The NIMH Global Obsessive-Compulsive Scale (NIMH-GOCS) (option A) is used to measure the severity of obsessive-compulsive disorder (OCD). OCD is a mental disorder characterized by recurrent intrusive thoughts (obsessions) and repetitive behaviors or mental acts (compulsions). The NIMH-GOCS is a standardized rating scale developed by the National Institute of Mental Health to assess the severity of OCD symptoms. It includes measures of obsessions, compulsions, and associated impairment. The scale provides a quantitative assessment of symptom severity and can be used to track changes in symptoms over time or evaluate treatment response in individuals with OCD.</w:t>
-      </w:r>
-    </w:p>
-    <w:p>
-      <w:pPr>
-        <w:spacing w:after="0" w:before="0"/>
-      </w:pPr>
-      <w:r>
-        <w:rPr>
-          <w:b w:val="0"/>
-          <w:sz w:val="20"/>
-        </w:rPr>
-        <w:t>Positive Marks: 1</w:t>
-      </w:r>
-    </w:p>
-    <w:p>
-      <w:pPr>
-        <w:spacing w:after="160" w:before="0"/>
-      </w:pPr>
-      <w:r>
-        <w:rPr>
-          <w:b w:val="0"/>
-          <w:sz w:val="20"/>
-        </w:rPr>
-        <w:t>Negative Marks: 0.25</w:t>
-      </w:r>
-    </w:p>
-    <w:p>
-      <w:pPr>
-        <w:spacing w:after="20" w:before="120"/>
-      </w:pPr>
-      <w:r>
-        <w:rPr>
-          <w:b/>
-          <w:sz w:val="22"/>
-        </w:rPr>
-        <w:t>Question: Most heat sensitive vaccine is:</w:t>
-      </w:r>
-    </w:p>
-    <w:p>
-      <w:pPr>
-        <w:spacing w:after="0" w:before="0"/>
-      </w:pPr>
-      <w:r>
-        <w:rPr>
-          <w:b w:val="0"/>
-          <w:sz w:val="22"/>
-        </w:rPr>
-        <w:t>(a) Measles</w:t>
-      </w:r>
-    </w:p>
-    <w:p>
-      <w:pPr>
-        <w:spacing w:after="0" w:before="0"/>
-      </w:pPr>
-      <w:r>
-        <w:rPr>
-          <w:b w:val="0"/>
-          <w:sz w:val="22"/>
-        </w:rPr>
-        <w:t>(b) DPT</w:t>
-      </w:r>
-    </w:p>
-    <w:p>
-      <w:pPr>
-        <w:spacing w:after="0" w:before="0"/>
-      </w:pPr>
-      <w:r>
-        <w:rPr>
-          <w:b w:val="0"/>
-          <w:sz w:val="22"/>
-        </w:rPr>
-        <w:t>(c) OPV</w:t>
-      </w:r>
-    </w:p>
-    <w:p>
-      <w:pPr>
-        <w:spacing w:after="0" w:before="0"/>
-      </w:pPr>
-      <w:r>
-        <w:rPr>
-          <w:b w:val="0"/>
-          <w:sz w:val="22"/>
-        </w:rPr>
-        <w:t>(d) Hepatitis B</w:t>
-      </w:r>
-    </w:p>
-    <w:p>
-      <w:pPr>
-        <w:spacing w:after="0" w:before="40"/>
-      </w:pPr>
-      <w:r>
-        <w:rPr>
-          <w:b/>
-          <w:sz w:val="22"/>
-        </w:rPr>
-        <w:t>Answer: c</w:t>
-      </w:r>
-    </w:p>
-    <w:p>
-      <w:pPr>
-        <w:spacing w:after="0" w:before="0"/>
-      </w:pPr>
-      <w:r>
-        <w:rPr>
-          <w:b w:val="0"/>
-          <w:sz w:val="21"/>
-        </w:rPr>
-        <w:t>Solution: OPV (oral polio vaccine) is the most heat-sensitive vaccine and must be stored at -20°C.</w:t>
-      </w:r>
-    </w:p>
-    <w:p>
-      <w:pPr>
-        <w:spacing w:after="0" w:before="0"/>
-      </w:pPr>
-      <w:r>
-        <w:rPr>
-          <w:b w:val="0"/>
-          <w:sz w:val="20"/>
-        </w:rPr>
-        <w:t>Positive Marks: 1</w:t>
-      </w:r>
-    </w:p>
-    <w:p>
-      <w:pPr>
-        <w:spacing w:after="160" w:before="0"/>
-      </w:pPr>
-      <w:r>
-        <w:rPr>
-          <w:b w:val="0"/>
-          <w:sz w:val="20"/>
-        </w:rPr>
-        <w:t>Negative Marks: 0.25</w:t>
-      </w:r>
-    </w:p>
-    <w:p>
-      <w:pPr>
-        <w:spacing w:after="20" w:before="120"/>
-      </w:pPr>
-      <w:r>
-        <w:rPr>
-          <w:b/>
-          <w:sz w:val="22"/>
-        </w:rPr>
-        <w:t>Question: While performing an endotracheal tube (ET) suction, the nurse observed that the client is having sudden severe tachycardia.Which of the following should be the immediate response of the nurse?</w:t>
-      </w:r>
-    </w:p>
-    <w:p>
-      <w:pPr>
-        <w:spacing w:after="0" w:before="0"/>
-      </w:pPr>
-      <w:r>
-        <w:rPr>
-          <w:b w:val="0"/>
-          <w:sz w:val="22"/>
-        </w:rPr>
-        <w:t>(a) Call the physician</w:t>
-      </w:r>
-    </w:p>
-    <w:p>
-      <w:pPr>
-        <w:spacing w:after="0" w:before="0"/>
-      </w:pPr>
-      <w:r>
-        <w:rPr>
-          <w:b w:val="0"/>
-          <w:sz w:val="22"/>
-        </w:rPr>
-        <w:t>(b) Continue the suction</w:t>
-      </w:r>
-    </w:p>
-    <w:p>
-      <w:pPr>
-        <w:spacing w:after="0" w:before="0"/>
-      </w:pPr>
-      <w:r>
-        <w:rPr>
-          <w:b w:val="0"/>
-          <w:sz w:val="22"/>
-        </w:rPr>
-        <w:t>(c) Hyperoxygenate before suctioning</w:t>
-      </w:r>
-    </w:p>
-    <w:p>
-      <w:pPr>
-        <w:spacing w:after="0" w:before="0"/>
-      </w:pPr>
-      <w:r>
-        <w:rPr>
-          <w:b w:val="0"/>
-          <w:sz w:val="22"/>
-        </w:rPr>
-        <w:t>(d) Stop suction and perform re-oxygenation</w:t>
-      </w:r>
-    </w:p>
-    <w:p>
-      <w:pPr>
-        <w:spacing w:after="0" w:before="40"/>
-      </w:pPr>
-      <w:r>
-        <w:rPr>
-          <w:b/>
-          <w:sz w:val="22"/>
-        </w:rPr>
-        <w:t>Answer: d</w:t>
-      </w:r>
-    </w:p>
-    <w:p>
-      <w:pPr>
-        <w:spacing w:after="0" w:before="0"/>
-      </w:pPr>
-      <w:r>
-        <w:rPr>
-          <w:b w:val="0"/>
-          <w:sz w:val="21"/>
-        </w:rPr>
-        <w:t>Solution: When a nurse observes sudden severe tachycardia in a client during an endotracheal tube suction, the immediate response should be to stop suction and perform re-oxygenation. Sudden severe tachycardia may indicate a temporary disruption in oxygen supply or increased stress on the cardiovascular system. By stopping the suction and providing re-oxygenation, the nurse can ensure that the client receives adequate oxygen and reduce the risk of further complications. Hyperoxygenation before suctioning is a standard practice to optimize oxygen levels and minimize the risk of hypoxia during the procedure.</w:t>
-      </w:r>
-    </w:p>
-    <w:p>
-      <w:pPr>
-        <w:spacing w:after="0" w:before="0"/>
-      </w:pPr>
-      <w:r>
-        <w:rPr>
-          <w:b w:val="0"/>
-          <w:sz w:val="20"/>
-        </w:rPr>
-        <w:t>Positive Marks: 1</w:t>
-      </w:r>
-    </w:p>
-    <w:p>
-      <w:pPr>
-        <w:spacing w:after="160" w:before="0"/>
-      </w:pPr>
-      <w:r>
-        <w:rPr>
-          <w:b w:val="0"/>
-          <w:sz w:val="20"/>
-        </w:rPr>
-        <w:t>Negative Marks: 0.25</w:t>
-      </w:r>
-    </w:p>
-    <w:p>
-      <w:pPr>
-        <w:spacing w:after="20" w:before="120"/>
-      </w:pPr>
-      <w:r>
-        <w:rPr>
-          <w:b/>
-          <w:sz w:val="22"/>
-        </w:rPr>
-        <w:t>Question: Which exercise is considered the safest and most beneficial for low-risk pregnant women?</w:t>
-      </w:r>
-    </w:p>
-    <w:p>
-      <w:pPr>
-        <w:spacing w:after="0" w:before="0"/>
-      </w:pPr>
-      <w:r>
-        <w:rPr>
-          <w:b w:val="0"/>
-          <w:sz w:val="22"/>
-        </w:rPr>
-        <w:t>(a) Competitive racing</w:t>
-      </w:r>
-    </w:p>
-    <w:p>
-      <w:pPr>
-        <w:spacing w:after="0" w:before="0"/>
-      </w:pPr>
-      <w:r>
-        <w:rPr>
-          <w:b w:val="0"/>
-          <w:sz w:val="22"/>
-        </w:rPr>
-        <w:t>(b) Heavy cycling</w:t>
-      </w:r>
-    </w:p>
-    <w:p>
-      <w:pPr>
-        <w:spacing w:after="0" w:before="0"/>
-      </w:pPr>
-      <w:r>
-        <w:rPr>
-          <w:b w:val="0"/>
-          <w:sz w:val="22"/>
-        </w:rPr>
-        <w:t>(c) Swimming and walking</w:t>
-      </w:r>
-    </w:p>
-    <w:p>
-      <w:pPr>
-        <w:spacing w:after="0" w:before="0"/>
-      </w:pPr>
-      <w:r>
-        <w:rPr>
-          <w:b w:val="0"/>
-          <w:sz w:val="22"/>
-        </w:rPr>
-        <w:t>(d) Football</w:t>
-      </w:r>
-    </w:p>
-    <w:p>
-      <w:pPr>
-        <w:spacing w:after="0" w:before="40"/>
-      </w:pPr>
-      <w:r>
-        <w:rPr>
-          <w:b/>
-          <w:sz w:val="22"/>
-        </w:rPr>
-        <w:t>Answer: c</w:t>
-      </w:r>
-    </w:p>
-    <w:p>
-      <w:pPr>
-        <w:spacing w:after="0" w:before="0"/>
-      </w:pPr>
-      <w:r>
-        <w:rPr>
-          <w:b w:val="0"/>
-          <w:sz w:val="21"/>
-        </w:rPr>
-        <w:t>Solution: Swimming provides low-impact cardiovascular exercise, buoyancy supporting joints, and minimal risk of abdominal trauma or falling during pregnancy.</w:t>
-      </w:r>
-    </w:p>
-    <w:p>
-      <w:pPr>
-        <w:spacing w:after="0" w:before="0"/>
-      </w:pPr>
-      <w:r>
-        <w:rPr>
-          <w:b w:val="0"/>
-          <w:sz w:val="20"/>
-        </w:rPr>
-        <w:t>Positive Marks: 1</w:t>
-      </w:r>
-    </w:p>
-    <w:p>
-      <w:pPr>
-        <w:spacing w:after="160" w:before="0"/>
-      </w:pPr>
-      <w:r>
-        <w:rPr>
-          <w:b w:val="0"/>
-          <w:sz w:val="20"/>
-        </w:rPr>
-        <w:t>Negative Marks: 0.25</w:t>
-      </w:r>
-    </w:p>
-    <w:p>
-      <w:pPr>
-        <w:spacing w:after="20" w:before="120"/>
-      </w:pPr>
-      <w:r>
-        <w:rPr>
-          <w:b/>
-          <w:sz w:val="22"/>
-        </w:rPr>
-        <w:t>Question: After complain of open abdominal surgery. The OT nurse needs to do which of the following activity first before suturing. (give priority answer)</w:t>
-      </w:r>
-    </w:p>
-    <w:p>
-      <w:pPr>
-        <w:spacing w:after="0" w:before="0"/>
-      </w:pPr>
-      <w:r>
-        <w:rPr>
-          <w:b w:val="0"/>
-          <w:sz w:val="22"/>
-        </w:rPr>
-        <w:t>(a) Checking the sponge count &amp; instruments counts before suturing.</w:t>
-      </w:r>
-    </w:p>
-    <w:p>
-      <w:pPr>
-        <w:spacing w:after="0" w:before="0"/>
-      </w:pPr>
-      <w:r>
-        <w:rPr>
-          <w:b w:val="0"/>
-          <w:sz w:val="22"/>
-        </w:rPr>
-        <w:t>(b) Change the gown</w:t>
-      </w:r>
-    </w:p>
-    <w:p>
-      <w:pPr>
-        <w:spacing w:after="0" w:before="0"/>
-      </w:pPr>
-      <w:r>
-        <w:rPr>
-          <w:b w:val="0"/>
-          <w:sz w:val="22"/>
-        </w:rPr>
-        <w:t>(c) Clean the instruments</w:t>
-      </w:r>
-    </w:p>
-    <w:p>
-      <w:pPr>
-        <w:spacing w:after="0" w:before="0"/>
-      </w:pPr>
-      <w:r>
-        <w:rPr>
-          <w:b w:val="0"/>
-          <w:sz w:val="22"/>
-        </w:rPr>
-        <w:t>(d) Disinfection of OT</w:t>
-      </w:r>
-    </w:p>
-    <w:p>
-      <w:pPr>
-        <w:spacing w:after="0" w:before="40"/>
-      </w:pPr>
-      <w:r>
-        <w:rPr>
-          <w:b/>
-          <w:sz w:val="22"/>
-        </w:rPr>
-        <w:t>Answer: a</w:t>
-      </w:r>
-    </w:p>
-    <w:p>
-      <w:pPr>
-        <w:spacing w:after="0" w:before="0"/>
-      </w:pPr>
-      <w:r>
-        <w:rPr>
-          <w:b w:val="0"/>
-          <w:sz w:val="21"/>
-        </w:rPr>
-        <w:t>Solution: Before closure of an abdominal wound, a complete sponge, needle and instrument count with the circulator is mandatory to prevent retained items.</w:t>
-      </w:r>
-    </w:p>
-    <w:p>
-      <w:pPr>
-        <w:spacing w:after="0" w:before="0"/>
-      </w:pPr>
-      <w:r>
-        <w:rPr>
-          <w:b w:val="0"/>
-          <w:sz w:val="20"/>
-        </w:rPr>
-        <w:t>Positive Marks: 1</w:t>
-      </w:r>
-    </w:p>
-    <w:p>
-      <w:pPr>
-        <w:spacing w:after="160" w:before="0"/>
-      </w:pPr>
-      <w:r>
-        <w:rPr>
-          <w:b w:val="0"/>
-          <w:sz w:val="20"/>
-        </w:rPr>
-        <w:t>Negative Marks: 0.25</w:t>
-      </w:r>
-    </w:p>
-    <w:p>
-      <w:pPr>
-        <w:spacing w:after="20" w:before="120"/>
-      </w:pPr>
-      <w:r>
-        <w:rPr>
-          <w:b/>
-          <w:sz w:val="22"/>
-        </w:rPr>
-        <w:t>Question: What is the term used to describe the dusky hue of the vestibule and anterior vaginal wall visible at 8th week of pregnancy?</w:t>
-      </w:r>
-    </w:p>
-    <w:p>
-      <w:pPr>
-        <w:spacing w:after="0" w:before="0"/>
-      </w:pPr>
-      <w:r>
-        <w:rPr>
-          <w:b w:val="0"/>
-          <w:sz w:val="22"/>
-        </w:rPr>
-        <w:t>(a) Piskacek's sign</w:t>
-      </w:r>
-    </w:p>
-    <w:p>
-      <w:pPr>
-        <w:spacing w:after="0" w:before="0"/>
-      </w:pPr>
-      <w:r>
-        <w:rPr>
-          <w:b w:val="0"/>
-          <w:sz w:val="22"/>
-        </w:rPr>
-        <w:t>(b) Osiander's sign</w:t>
-      </w:r>
-    </w:p>
-    <w:p>
-      <w:pPr>
-        <w:spacing w:after="0" w:before="0"/>
-      </w:pPr>
-      <w:r>
-        <w:rPr>
-          <w:b w:val="0"/>
-          <w:sz w:val="22"/>
-        </w:rPr>
-        <w:t>(c) Goodell's sign</w:t>
-      </w:r>
-    </w:p>
-    <w:p>
-      <w:pPr>
-        <w:spacing w:after="0" w:before="0"/>
-      </w:pPr>
-      <w:r>
-        <w:rPr>
-          <w:b w:val="0"/>
-          <w:sz w:val="22"/>
-        </w:rPr>
-        <w:t>(d) Chadwick's sign</w:t>
-      </w:r>
-    </w:p>
-    <w:p>
-      <w:pPr>
-        <w:spacing w:after="0" w:before="40"/>
-      </w:pPr>
-      <w:r>
-        <w:rPr>
-          <w:b/>
-          <w:sz w:val="22"/>
-        </w:rPr>
-        <w:t>Answer: d</w:t>
-      </w:r>
-    </w:p>
-    <w:p>
-      <w:pPr>
-        <w:spacing w:after="0" w:before="0"/>
-      </w:pPr>
-      <w:r>
-        <w:rPr>
-          <w:b w:val="0"/>
-          <w:sz w:val="21"/>
-        </w:rPr>
-        <w:t>Solution: Chadwick's sign is the bluish-purple (dusky) discolouration of the cervix, vagina and vulva seen from about the 6th-8th week of pregnancy due to increased vascularity; Osiander's sign is pulsation felt in the vaginal fornices.</w:t>
-      </w:r>
-    </w:p>
-    <w:p>
-      <w:pPr>
-        <w:spacing w:after="0" w:before="0"/>
-      </w:pPr>
-      <w:r>
-        <w:rPr>
-          <w:b w:val="0"/>
-          <w:sz w:val="20"/>
-        </w:rPr>
-        <w:t>Positive Marks: 1</w:t>
-      </w:r>
-    </w:p>
-    <w:p>
-      <w:pPr>
-        <w:spacing w:after="160" w:before="0"/>
-      </w:pPr>
-      <w:r>
-        <w:rPr>
-          <w:b w:val="0"/>
-          <w:sz w:val="20"/>
-        </w:rPr>
-        <w:t>Negative Marks: 0.25</w:t>
+      <w:r>
+        <w:t xml:space="preserve">Question: The largest gland in the human body is the</w:t>
+      </w:r>
+    </w:p>
+    <w:p>
+      <w:r>
+        <w:t xml:space="preserve">(a) Liver</w:t>
+      </w:r>
+    </w:p>
+    <w:p>
+      <w:r>
+        <w:t xml:space="preserve">(b) Thyroid</w:t>
+      </w:r>
+    </w:p>
+    <w:p>
+      <w:r>
+        <w:t xml:space="preserve">(c) Pituitary</w:t>
+      </w:r>
+    </w:p>
+    <w:p>
+      <w:r>
+        <w:t xml:space="preserve">(d) Pancreas</w:t>
+      </w:r>
+    </w:p>
+    <w:p>
+      <w:r>
+        <w:t xml:space="preserve">Answer: a</w:t>
+      </w:r>
+    </w:p>
+    <w:p>
+      <w:r>
+        <w:t xml:space="preserve">Solution: ✅ Correct Answer: a</w:t>
+      </w:r>
+    </w:p>
+    <w:p>
+      <w:r>
+        <w:t xml:space="preserve">🧠 Clinical Rationale: The liver, weighing about 1.5 kg, is the largest gland and the largest internal organ of the body.</w:t>
+      </w:r>
+    </w:p>
+    <w:p>
+      <w:r>
+        <w:t xml:space="preserve">❌ Why Not Other Options?</w:t>
+      </w:r>
+    </w:p>
+    <w:p>
+      <w:r>
+        <w:t xml:space="preserve">(b) — The thyroid is an important but small endocrine gland.</w:t>
+      </w:r>
+    </w:p>
+    <w:p>
+      <w:r>
+        <w:t xml:space="preserve">(c) — The pituitary is pea-sized.</w:t>
+      </w:r>
+    </w:p>
+    <w:p>
+      <w:r>
+        <w:t xml:space="preserve">(d) — The pancreas is moderate-sized, not the largest gland.</w:t>
+      </w:r>
+    </w:p>
+    <w:p>
+      <w:r>
+        <w:t xml:space="preserve">⚠️ Exam Trap: "Largest gland = liver; largest organ = skin" — the two 'largest' answers are a classic A&amp;P contrast that appears together in exams.</w:t>
+      </w:r>
+    </w:p>
+    <w:p>
+      <w:r>
+        <w:t xml:space="preserve">💎 PNC Pearl: "The liver is the body's biggest gland and busiest factory — skin wins the organ title."</w:t>
+      </w:r>
+    </w:p>
+    <w:p>
+      <w:r>
+        <w:t xml:space="preserve">Positive Marks: 1</w:t>
+      </w:r>
+    </w:p>
+    <w:p>
+      <w:r>
+        <w:t xml:space="preserve">Negative Marks: 0.25</w:t>
+      </w:r>
+    </w:p>
+    <w:p>
+      <w:r>
+        <w:t xml:space="preserve"/>
+      </w:r>
+    </w:p>
+    <w:p>
+      <w:r>
+        <w:t xml:space="preserve">Question: A patient who has fainted (syncope) should be placed in</w:t>
+      </w:r>
+    </w:p>
+    <w:p>
+      <w:r>
+        <w:t xml:space="preserve">(a) Supine position with the legs elevated</w:t>
+      </w:r>
+    </w:p>
+    <w:p>
+      <w:r>
+        <w:t xml:space="preserve">(b) Standing position</w:t>
+      </w:r>
+    </w:p>
+    <w:p>
+      <w:r>
+        <w:t xml:space="preserve">(c) Prone position</w:t>
+      </w:r>
+    </w:p>
+    <w:p>
+      <w:r>
+        <w:t xml:space="preserve">(d) A chair immediately</w:t>
+      </w:r>
+    </w:p>
+    <w:p>
+      <w:r>
+        <w:t xml:space="preserve">Answer: a</w:t>
+      </w:r>
+    </w:p>
+    <w:p>
+      <w:r>
+        <w:t xml:space="preserve">Solution: ✅ Correct Answer: a</w:t>
+      </w:r>
+    </w:p>
+    <w:p>
+      <w:r>
+        <w:t xml:space="preserve">🧠 Clinical Rationale: Lying supine with the legs elevated promotes venous return and cerebral blood flow, restoring consciousness in syncope.</w:t>
+      </w:r>
+    </w:p>
+    <w:p>
+      <w:r>
+        <w:t xml:space="preserve">❌ Why Not Other Options?</w:t>
+      </w:r>
+    </w:p>
+    <w:p>
+      <w:r>
+        <w:t xml:space="preserve">(b) — Standing or sitting upright prolongs the faint.</w:t>
+      </w:r>
+    </w:p>
+    <w:p>
+      <w:r>
+        <w:t xml:space="preserve">(c) — Prone does not help cerebral perfusion.</w:t>
+      </w:r>
+    </w:p>
+    <w:p>
+      <w:r>
+        <w:t xml:space="preserve">(d) — A chair keeps the head up, delaying recovery.</w:t>
+      </w:r>
+    </w:p>
+    <w:p>
+      <w:r>
+        <w:t xml:space="preserve">⚠️ Exam Trap: "Syncope = flat with legs up; shock = also legs elevated" — the legs-elevated position is a first-aid priority in both.</w:t>
+      </w:r>
+    </w:p>
+    <w:p>
+      <w:r>
+        <w:t xml:space="preserve">💎 PNC Pearl: "Faint? Flat with feet up — gravity does the restocking of the brain."</w:t>
+      </w:r>
+    </w:p>
+    <w:p>
+      <w:r>
+        <w:t xml:space="preserve">Positive Marks: 1</w:t>
+      </w:r>
+    </w:p>
+    <w:p>
+      <w:r>
+        <w:t xml:space="preserve">Negative Marks: 0.25</w:t>
+      </w:r>
+    </w:p>
+    <w:p>
+      <w:r>
+        <w:t xml:space="preserve"/>
+      </w:r>
+    </w:p>
+    <w:p>
+      <w:r>
+        <w:t xml:space="preserve">Question: A patient having an acute attack of gout should be advised to</w:t>
+      </w:r>
+    </w:p>
+    <w:p>
+      <w:r>
+        <w:t xml:space="preserve">(a) Rest the affected joint and avoid purine-rich foods</w:t>
+      </w:r>
+    </w:p>
+    <w:p>
+      <w:r>
+        <w:t xml:space="preserve">(b) Exercise the joint vigorously</w:t>
+      </w:r>
+    </w:p>
+    <w:p>
+      <w:r>
+        <w:t xml:space="preserve">(c) Increase intake of red meat</w:t>
+      </w:r>
+    </w:p>
+    <w:p>
+      <w:r>
+        <w:t xml:space="preserve">(d) Drink alcohol regularly</w:t>
+      </w:r>
+    </w:p>
+    <w:p>
+      <w:r>
+        <w:t xml:space="preserve">Answer: a</w:t>
+      </w:r>
+    </w:p>
+    <w:p>
+      <w:r>
+        <w:t xml:space="preserve">Solution: ✅ Correct Answer: a</w:t>
+      </w:r>
+    </w:p>
+    <w:p>
+      <w:r>
+        <w:t xml:space="preserve">🧠 Clinical Rationale: Acute gout is managed with rest of the joint, cold application, and avoidance of purine-rich foods (organ meats, red meat, shellfish, alcohol) that raise uric acid.</w:t>
+      </w:r>
+    </w:p>
+    <w:p>
+      <w:r>
+        <w:t xml:space="preserve">❌ Why Not Other Options?</w:t>
+      </w:r>
+    </w:p>
+    <w:p>
+      <w:r>
+        <w:t xml:space="preserve">(b) — Vigorous exercise precipitates attacks.</w:t>
+      </w:r>
+    </w:p>
+    <w:p>
+      <w:r>
+        <w:t xml:space="preserve">(c) — Red meat is purine-rich — worsens gout.</w:t>
+      </w:r>
+    </w:p>
+    <w:p>
+      <w:r>
+        <w:t xml:space="preserve">(d) — Alcohol raises uric acid and triggers attacks.</w:t>
+      </w:r>
+    </w:p>
+    <w:p>
+      <w:r>
+        <w:t xml:space="preserve">⚠️ Exam Trap: "Gout = avoid purines (meat, seafood, alcohol); allopurinol PREVENTS, colchicine/NSAIDs treat the acute attack" — the drug split is a frequent pharmacology question.</w:t>
+      </w:r>
+    </w:p>
+    <w:p>
+      <w:r>
+        <w:t xml:space="preserve">💎 PNC Pearl: "Purines are gout's fuel — cut the meat, skip the beer, rest the joint."</w:t>
+      </w:r>
+    </w:p>
+    <w:p>
+      <w:r>
+        <w:t xml:space="preserve">Positive Marks: 1</w:t>
+      </w:r>
+    </w:p>
+    <w:p>
+      <w:r>
+        <w:t xml:space="preserve">Negative Marks: 0.25</w:t>
+      </w:r>
+    </w:p>
+    <w:p>
+      <w:r>
+        <w:t xml:space="preserve"/>
+      </w:r>
+    </w:p>
+    <w:p>
+      <w:r>
+        <w:t xml:space="preserve">Question: Kegel (pelvic floor) exercises are best taught to a woman</w:t>
+      </w:r>
+    </w:p>
+    <w:p>
+      <w:r>
+        <w:t xml:space="preserve">(a) During pregnancy and the postpartum period</w:t>
+      </w:r>
+    </w:p>
+    <w:p>
+      <w:r>
+        <w:t xml:space="preserve">(b) Only after menopause</w:t>
+      </w:r>
+    </w:p>
+    <w:p>
+      <w:r>
+        <w:t xml:space="preserve">(c) During active labor</w:t>
+      </w:r>
+    </w:p>
+    <w:p>
+      <w:r>
+        <w:t xml:space="preserve">(d) In early childhood</w:t>
+      </w:r>
+    </w:p>
+    <w:p>
+      <w:r>
+        <w:t xml:space="preserve">Answer: a</w:t>
+      </w:r>
+    </w:p>
+    <w:p>
+      <w:r>
+        <w:t xml:space="preserve">Solution: ✅ Correct Answer: a</w:t>
+      </w:r>
+    </w:p>
+    <w:p>
+      <w:r>
+        <w:t xml:space="preserve">🧠 Clinical Rationale: Pelvic floor (Kegel) exercises are taught during pregnancy and after delivery to strengthen the muscles, prevent stress incontinence, and aid pelvic recovery.</w:t>
+      </w:r>
+    </w:p>
+    <w:p>
+      <w:r>
+        <w:t xml:space="preserve">❌ Why Not Other Options?</w:t>
+      </w:r>
+    </w:p>
+    <w:p>
+      <w:r>
+        <w:t xml:space="preserve">(b) — They are not limited to after menopause.</w:t>
+      </w:r>
+    </w:p>
+    <w:p>
+      <w:r>
+        <w:t xml:space="preserve">(c) — They are not started during active labor.</w:t>
+      </w:r>
+    </w:p>
+    <w:p>
+      <w:r>
+        <w:t xml:space="preserve">(d) — They are not taught in early childhood.</w:t>
+      </w:r>
+    </w:p>
+    <w:p>
+      <w:r>
+        <w:t xml:space="preserve">⚠️ Exam Trap: "Kegels = pregnancy and postpartum to prevent incontinence" — the timing and purpose pair is the exam answer.</w:t>
+      </w:r>
+    </w:p>
+    <w:p>
+      <w:r>
+        <w:t xml:space="preserve">💎 PNC Pearl: "Kegels during pregnancy build the pelvic floor's strength for delivery and beyond."</w:t>
+      </w:r>
+    </w:p>
+    <w:p>
+      <w:r>
+        <w:t xml:space="preserve">Positive Marks: 1</w:t>
+      </w:r>
+    </w:p>
+    <w:p>
+      <w:r>
+        <w:t xml:space="preserve">Negative Marks: 0.25</w:t>
+      </w:r>
+    </w:p>
+    <w:p>
+      <w:r>
+        <w:t xml:space="preserve"/>
+      </w:r>
+    </w:p>
+    <w:p>
+      <w:r>
+        <w:t xml:space="preserve">Question: A 3-year-old child is choking on a foreign body but can cough forcefully. The nurse should</w:t>
+      </w:r>
+    </w:p>
+    <w:p>
+      <w:r>
+        <w:t xml:space="preserve">(a) Encourage continued coughing and observe closely</w:t>
+      </w:r>
+    </w:p>
+    <w:p>
+      <w:r>
+        <w:t xml:space="preserve">(b) Perform a blind finger sweep</w:t>
+      </w:r>
+    </w:p>
+    <w:p>
+      <w:r>
+        <w:t xml:space="preserve">(c) Give abdominal thrusts immediately</w:t>
+      </w:r>
+    </w:p>
+    <w:p>
+      <w:r>
+        <w:t xml:space="preserve">(d) Give a glass of water</w:t>
+      </w:r>
+    </w:p>
+    <w:p>
+      <w:r>
+        <w:t xml:space="preserve">Answer: a</w:t>
+      </w:r>
+    </w:p>
+    <w:p>
+      <w:r>
+        <w:t xml:space="preserve">Solution: ✅ Correct Answer: a</w:t>
+      </w:r>
+    </w:p>
+    <w:p>
+      <w:r>
+        <w:t xml:space="preserve">🧠 Clinical Rationale: A conscious child with an EFFECTIVE cough is allowed to keep coughing — the cough is the most effective way to expel the object; interference may push it deeper.</w:t>
+      </w:r>
+    </w:p>
+    <w:p>
+      <w:r>
+        <w:t xml:space="preserve">❌ Why Not Other Options?</w:t>
+      </w:r>
+    </w:p>
+    <w:p>
+      <w:r>
+        <w:t xml:space="preserve">(b) — Blind finger sweeps can push the object deeper.</w:t>
+      </w:r>
+    </w:p>
+    <w:p>
+      <w:r>
+        <w:t xml:space="preserve">(c) — Abdominal thrusts are reserved for an INEFFECTIVE cough or silent obstruction.</w:t>
+      </w:r>
+    </w:p>
+    <w:p>
+      <w:r>
+        <w:t xml:space="preserve">(d) — Water can worsen choking.</w:t>
+      </w:r>
+    </w:p>
+    <w:p>
+      <w:r>
+        <w:t xml:space="preserve">⚠️ Exam Trap: "Effective cough = do nothing but encourage; ineffective cough or silent = Heimlich" — the cough-effectiveness decision is the emergency exam rule.</w:t>
+      </w:r>
+    </w:p>
+    <w:p>
+      <w:r>
+        <w:t xml:space="preserve">💎 PNC Pearl: "A strong cough is the best airway tool — let it work; only step in when it fails."</w:t>
+      </w:r>
+    </w:p>
+    <w:p>
+      <w:r>
+        <w:t xml:space="preserve">Positive Marks: 1</w:t>
+      </w:r>
+    </w:p>
+    <w:p>
+      <w:r>
+        <w:t xml:space="preserve">Negative Marks: 0.25</w:t>
+      </w:r>
+    </w:p>
+    <w:p>
+      <w:r>
+        <w:t xml:space="preserve"/>
+      </w:r>
+    </w:p>
+    <w:p>
+      <w:r>
+        <w:t xml:space="preserve">Question: A patient suddenly experiences intense fear with palpitations, sweating, trembling and a feeling of impending doom. This episode is called a</w:t>
+      </w:r>
+    </w:p>
+    <w:p>
+      <w:r>
+        <w:t xml:space="preserve">(a) Panic attack</w:t>
+      </w:r>
+    </w:p>
+    <w:p>
+      <w:r>
+        <w:t xml:space="preserve">(b) Hallucination</w:t>
+      </w:r>
+    </w:p>
+    <w:p>
+      <w:r>
+        <w:t xml:space="preserve">(c) Delusion</w:t>
+      </w:r>
+    </w:p>
+    <w:p>
+      <w:r>
+        <w:t xml:space="preserve">(d) Compulsion</w:t>
+      </w:r>
+    </w:p>
+    <w:p>
+      <w:r>
+        <w:t xml:space="preserve">Answer: a</w:t>
+      </w:r>
+    </w:p>
+    <w:p>
+      <w:r>
+        <w:t xml:space="preserve">Solution: ✅ Correct Answer: a</w:t>
+      </w:r>
+    </w:p>
+    <w:p>
+      <w:r>
+        <w:t xml:space="preserve">🧠 Clinical Rationale: A panic attack is a sudden, intense episode of fear with palpitations, sweating, trembling, dyspnea, and a sense of impending doom — peaking within minutes.</w:t>
+      </w:r>
+    </w:p>
+    <w:p>
+      <w:r>
+        <w:t xml:space="preserve">❌ Why Not Other Options?</w:t>
+      </w:r>
+    </w:p>
+    <w:p>
+      <w:r>
+        <w:t xml:space="preserve">(b) — Hallucinations are false SENSORY perceptions.</w:t>
+      </w:r>
+    </w:p>
+    <w:p>
+      <w:r>
+        <w:t xml:space="preserve">(c) — Delusions are false BELIEFS.</w:t>
+      </w:r>
+    </w:p>
+    <w:p>
+      <w:r>
+        <w:t xml:space="preserve">(d) — Compulsions are repetitive behaviors.</w:t>
+      </w:r>
+    </w:p>
+    <w:p>
+      <w:r>
+        <w:t xml:space="preserve">⚠️ Exam Trap: "Sudden intense fear + palpitations + impending doom = panic attack" — it peaks within minutes and is treated with reassurance and slow breathing.</w:t>
+      </w:r>
+    </w:p>
+    <w:p>
+      <w:r>
+        <w:t xml:space="preserve">💎 PNC Pearl: "Panic feels like dying but isn't — the body's alarm fires without a real fire."</w:t>
+      </w:r>
+    </w:p>
+    <w:p>
+      <w:r>
+        <w:t xml:space="preserve">Positive Marks: 1</w:t>
+      </w:r>
+    </w:p>
+    <w:p>
+      <w:r>
+        <w:t xml:space="preserve">Negative Marks: 0.25</w:t>
+      </w:r>
+    </w:p>
+    <w:p>
+      <w:r>
+        <w:t xml:space="preserve"/>
+      </w:r>
+    </w:p>
+    <w:p>
+      <w:r>
+        <w:t xml:space="preserve">Question: The Reproductive and Child Health (RCH) programme primarily focuses on</w:t>
+      </w:r>
+    </w:p>
+    <w:p>
+      <w:r>
+        <w:t xml:space="preserve">(a) Maternal and child health services</w:t>
+      </w:r>
+    </w:p>
+    <w:p>
+      <w:r>
+        <w:t xml:space="preserve">(b) Geriatric care only</w:t>
+      </w:r>
+    </w:p>
+    <w:p>
+      <w:r>
+        <w:t xml:space="preserve">(c) Mental health only</w:t>
+      </w:r>
+    </w:p>
+    <w:p>
+      <w:r>
+        <w:t xml:space="preserve">(d) Dental care only</w:t>
+      </w:r>
+    </w:p>
+    <w:p>
+      <w:r>
+        <w:t xml:space="preserve">Answer: a</w:t>
+      </w:r>
+    </w:p>
+    <w:p>
+      <w:r>
+        <w:t xml:space="preserve">Solution: ✅ Correct Answer: a</w:t>
+      </w:r>
+    </w:p>
+    <w:p>
+      <w:r>
+        <w:t xml:space="preserve">🧠 Clinical Rationale: RCH aims to reduce maternal and infant mortality through antenatal care, safe delivery, postnatal care, immunization, and family planning.</w:t>
+      </w:r>
+    </w:p>
+    <w:p>
+      <w:r>
+        <w:t xml:space="preserve">❌ Why Not Other Options?</w:t>
+      </w:r>
+    </w:p>
+    <w:p>
+      <w:r>
+        <w:t xml:space="preserve">(b) — Geriatric care is a separate concern.</w:t>
+      </w:r>
+    </w:p>
+    <w:p>
+      <w:r>
+        <w:t xml:space="preserve">(c) — Mental health is under NMHP.</w:t>
+      </w:r>
+    </w:p>
+    <w:p>
+      <w:r>
+        <w:t xml:space="preserve">(d) — Dental care is under separate programs.</w:t>
+      </w:r>
+    </w:p>
+    <w:p>
+      <w:r>
+        <w:t xml:space="preserve">⚠️ Exam Trap: "RCH = reproductive + child health — ANC, delivery, PNC, immunization, family planning" — the component list is the exam answer.</w:t>
+      </w:r>
+    </w:p>
+    <w:p>
+      <w:r>
+        <w:t xml:space="preserve">💎 PNC Pearl: "RCH walks the mother from pregnancy to immunization — the full mother-child journey."</w:t>
+      </w:r>
+    </w:p>
+    <w:p>
+      <w:r>
+        <w:t xml:space="preserve">Positive Marks: 1</w:t>
+      </w:r>
+    </w:p>
+    <w:p>
+      <w:r>
+        <w:t xml:space="preserve">Negative Marks: 0.25</w:t>
+      </w:r>
+    </w:p>
+    <w:p>
+      <w:r>
+        <w:t xml:space="preserve"/>
+      </w:r>
+    </w:p>
+    <w:p>
+      <w:r>
+        <w:t xml:space="preserve">Question: Which drug should be avoided in a patient with significant bradycardia?</w:t>
+      </w:r>
+    </w:p>
+    <w:p>
+      <w:r>
+        <w:t xml:space="preserve">(a) Propranolol (beta-blocker)</w:t>
+      </w:r>
+    </w:p>
+    <w:p>
+      <w:r>
+        <w:t xml:space="preserve">(b) Atropine</w:t>
+      </w:r>
+    </w:p>
+    <w:p>
+      <w:r>
+        <w:t xml:space="preserve">(c) Adrenaline</w:t>
+      </w:r>
+    </w:p>
+    <w:p>
+      <w:r>
+        <w:t xml:space="preserve">(d) Dopamine</w:t>
+      </w:r>
+    </w:p>
+    <w:p>
+      <w:r>
+        <w:t xml:space="preserve">Answer: a</w:t>
+      </w:r>
+    </w:p>
+    <w:p>
+      <w:r>
+        <w:t xml:space="preserve">Solution: ✅ Correct Answer: a</w:t>
+      </w:r>
+    </w:p>
+    <w:p>
+      <w:r>
+        <w:t xml:space="preserve">🧠 Clinical Rationale: Beta-blockers like propranolol slow the heart further and are contraindicated in significant bradycardia and heart block.</w:t>
+      </w:r>
+    </w:p>
+    <w:p>
+      <w:r>
+        <w:t xml:space="preserve">❌ Why Not Other Options?</w:t>
+      </w:r>
+    </w:p>
+    <w:p>
+      <w:r>
+        <w:t xml:space="preserve">(b) — Atropine RAISES the heart rate — a treatment for bradycardia.</w:t>
+      </w:r>
+    </w:p>
+    <w:p>
+      <w:r>
+        <w:t xml:space="preserve">(c) — Adrenaline raises the heart rate.</w:t>
+      </w:r>
+    </w:p>
+    <w:p>
+      <w:r>
+        <w:t xml:space="preserve">(d) — Dopamine supports rate and blood pressure.</w:t>
+      </w:r>
+    </w:p>
+    <w:p>
+      <w:r>
+        <w:t xml:space="preserve">⚠️ Exam Trap: "Bradycardia = atropine (first) or pacing; beta-blockers make it worse" — the drug-appropriate-to-rhythm match is a pharmacology favourite.</w:t>
+      </w:r>
+    </w:p>
+    <w:p>
+      <w:r>
+        <w:t xml:space="preserve">💎 PNC Pearl: "Slow heart? Beta-blockers are the enemy — atropine is the friend."</w:t>
+      </w:r>
+    </w:p>
+    <w:p>
+      <w:r>
+        <w:t xml:space="preserve">Positive Marks: 1</w:t>
+      </w:r>
+    </w:p>
+    <w:p>
+      <w:r>
+        <w:t xml:space="preserve">Negative Marks: 0.25</w:t>
+      </w:r>
+    </w:p>
+    <w:p>
+      <w:r>
+        <w:t xml:space="preserve"/>
+      </w:r>
+    </w:p>
+    <w:p>
+      <w:r>
+        <w:t xml:space="preserve">Question: A diabetic patient develops sweating, tremors and palpitations, and a blood glucose of 45 mg/dL. The nurse recognizes</w:t>
+      </w:r>
+    </w:p>
+    <w:p>
+      <w:r>
+        <w:t xml:space="preserve">(a) Hypoglycemia</w:t>
+      </w:r>
+    </w:p>
+    <w:p>
+      <w:r>
+        <w:t xml:space="preserve">(b) Hyperglycemia</w:t>
+      </w:r>
+    </w:p>
+    <w:p>
+      <w:r>
+        <w:t xml:space="preserve">(c) Normal blood glucose</w:t>
+      </w:r>
+    </w:p>
+    <w:p>
+      <w:r>
+        <w:t xml:space="preserve">(d) Diabetic ketoacidosis</w:t>
+      </w:r>
+    </w:p>
+    <w:p>
+      <w:r>
+        <w:t xml:space="preserve">Answer: a</w:t>
+      </w:r>
+    </w:p>
+    <w:p>
+      <w:r>
+        <w:t xml:space="preserve">Solution: ✅ Correct Answer: a</w:t>
+      </w:r>
+    </w:p>
+    <w:p>
+      <w:r>
+        <w:t xml:space="preserve">🧠 Clinical Rationale: Sweating, tremors, palpitations, and confusion with glucose below 70 mg/dL indicate HYPOGLYCEMIA — treated immediately with fast-acting carbohydrate (15-20 g), then re-checked.</w:t>
+      </w:r>
+    </w:p>
+    <w:p>
+      <w:r>
+        <w:t xml:space="preserve">❌ Why Not Other Options?</w:t>
+      </w:r>
+    </w:p>
+    <w:p>
+      <w:r>
+        <w:t xml:space="preserve">(b) — Hyperglycemia causes thirst, polyuria, and blurring — not tremors.</w:t>
+      </w:r>
+    </w:p>
+    <w:p>
+      <w:r>
+        <w:t xml:space="preserve">(c) — 45 mg/dL is far below normal.</w:t>
+      </w:r>
+    </w:p>
+    <w:p>
+      <w:r>
+        <w:t xml:space="preserve">(d) — DKA causes fruity breath, dehydration, and high glucose.</w:t>
+      </w:r>
+    </w:p>
+    <w:p>
+      <w:r>
+        <w:t xml:space="preserve">⚠️ Exam Trap: "Hypoglycemia = 'cold and clammy, need some candy'; hyperglycemia = 'hot and dry, sugar high'" — the mnemonic pairs symptoms with treatment.</w:t>
+      </w:r>
+    </w:p>
+    <w:p>
+      <w:r>
+        <w:t xml:space="preserve">💎 PNC Pearl: "Cold and clammy = need some candy; hot and dry = sugar high."</w:t>
+      </w:r>
+    </w:p>
+    <w:p>
+      <w:r>
+        <w:t xml:space="preserve">Positive Marks: 1</w:t>
+      </w:r>
+    </w:p>
+    <w:p>
+      <w:r>
+        <w:t xml:space="preserve">Negative Marks: 0.25</w:t>
+      </w:r>
+    </w:p>
+    <w:p>
+      <w:r>
+        <w:t xml:space="preserve"/>
+      </w:r>
+    </w:p>
+    <w:p>
+      <w:r>
+        <w:t xml:space="preserve">Question: Whooping cough (pertussis) is caused by</w:t>
+      </w:r>
+    </w:p>
+    <w:p>
+      <w:r>
+        <w:t xml:space="preserve">(a) Bordetella pertussis</w:t>
+      </w:r>
+    </w:p>
+    <w:p>
+      <w:r>
+        <w:t xml:space="preserve">(b) Streptococcus pneumoniae</w:t>
+      </w:r>
+    </w:p>
+    <w:p>
+      <w:r>
+        <w:t xml:space="preserve">(c) Haemophilus influenzae</w:t>
+      </w:r>
+    </w:p>
+    <w:p>
+      <w:r>
+        <w:t xml:space="preserve">(d) Mycobacterium leprae</w:t>
+      </w:r>
+    </w:p>
+    <w:p>
+      <w:r>
+        <w:t xml:space="preserve">Answer: a</w:t>
+      </w:r>
+    </w:p>
+    <w:p>
+      <w:r>
+        <w:t xml:space="preserve">Solution: ✅ Correct Answer: a</w:t>
+      </w:r>
+    </w:p>
+    <w:p>
+      <w:r>
+        <w:t xml:space="preserve">🧠 Clinical Rationale: Bordetella pertussis causes whooping cough — paroxysmal coughing followed by an inspiratory whoop, most dangerous in infants.</w:t>
+      </w:r>
+    </w:p>
+    <w:p>
+      <w:r>
+        <w:t xml:space="preserve">❌ Why Not Other Options?</w:t>
+      </w:r>
+    </w:p>
+    <w:p>
+      <w:r>
+        <w:t xml:space="preserve">(b) — Streptococcus pneumoniae causes pneumonia.</w:t>
+      </w:r>
+    </w:p>
+    <w:p>
+      <w:r>
+        <w:t xml:space="preserve">(c) — H. influenzae causes meningitis and epiglottitis.</w:t>
+      </w:r>
+    </w:p>
+    <w:p>
+      <w:r>
+        <w:t xml:space="preserve">(d) — M. leprae causes leprosy.</w:t>
+      </w:r>
+    </w:p>
+    <w:p>
+      <w:r>
+        <w:t xml:space="preserve">⚠️ Exam Trap: "Pertussis = Bordetella pertussis, prevented by the 'P' in DPT vaccine" — the vaccine-disease link (DPT protects against it) is the exam connection.</w:t>
+      </w:r>
+    </w:p>
+    <w:p>
+      <w:r>
+        <w:t xml:space="preserve">💎 PNC Pearl: "The 'P' in DPT stands guard against pertussis — the whooping cough."</w:t>
+      </w:r>
+    </w:p>
+    <w:p>
+      <w:r>
+        <w:t xml:space="preserve">Positive Marks: 1</w:t>
+      </w:r>
+    </w:p>
+    <w:p>
+      <w:r>
+        <w:t xml:space="preserve">Negative Marks: 0.25</w:t>
+      </w:r>
+    </w:p>
+    <w:p>
+      <w:r>
+        <w:t xml:space="preserve">Question: A patient with acute renal colic due to a ureteric stone is best managed by</w:t>
+      </w:r>
+    </w:p>
+    <w:p>
+      <w:r>
+        <w:t xml:space="preserve">(a) Analgesics and increased fluid intake</w:t>
+      </w:r>
+    </w:p>
+    <w:p>
+      <w:r>
+        <w:t xml:space="preserve">(b) Restricting all fluids</w:t>
+      </w:r>
+    </w:p>
+    <w:p>
+      <w:r>
+        <w:t xml:space="preserve">(c) Applying heat to the abdomen only</w:t>
+      </w:r>
+    </w:p>
+    <w:p>
+      <w:r>
+        <w:t xml:space="preserve">(d) Immediate surgery without assessment</w:t>
+      </w:r>
+    </w:p>
+    <w:p>
+      <w:r>
+        <w:t xml:space="preserve">Answer: a</w:t>
+      </w:r>
+    </w:p>
+    <w:p>
+      <w:r>
+        <w:t xml:space="preserve">Solution: ✅ Correct Answer: a</w:t>
+      </w:r>
+    </w:p>
+    <w:p>
+      <w:r>
+        <w:t xml:space="preserve">🧠 Clinical Rationale: Renal colic is managed with analgesics, increased fluids to flush the stone, and straining the urine to catch it for analysis.</w:t>
+      </w:r>
+    </w:p>
+    <w:p>
+      <w:r>
+        <w:t xml:space="preserve">❌ Why Not Other Options?</w:t>
+      </w:r>
+    </w:p>
+    <w:p>
+      <w:r>
+        <w:t xml:space="preserve">(b) — Restricting fluids worsens stone formation.</w:t>
+      </w:r>
+    </w:p>
+    <w:p>
+      <w:r>
+        <w:t xml:space="preserve">(c) — Heat alone does not treat the cause.</w:t>
+      </w:r>
+    </w:p>
+    <w:p>
+      <w:r>
+        <w:t xml:space="preserve">(d) — Immediate surgery is reserved for large, obstructing, or infected stones.</w:t>
+      </w:r>
+    </w:p>
+    <w:p>
+      <w:r>
+        <w:t xml:space="preserve">⚠️ Exam Trap: "Renal colic = analgesia + fluids + strain urine; surgery only for big/blocked stones" — the conservative-first approach is the exam answer.</w:t>
+      </w:r>
+    </w:p>
+    <w:p>
+      <w:r>
+        <w:t xml:space="preserve">💎 PNC Pearl: "Pain relief, plenty of fluids, and a strainer — most stones pass on their own."</w:t>
+      </w:r>
+    </w:p>
+    <w:p>
+      <w:r>
+        <w:t xml:space="preserve">Positive Marks: 1</w:t>
+      </w:r>
+    </w:p>
+    <w:p>
+      <w:r>
+        <w:t xml:space="preserve">Negative Marks: 0.25</w:t>
+      </w:r>
+    </w:p>
+    <w:p>
+      <w:r>
+        <w:t xml:space="preserve"/>
+      </w:r>
+    </w:p>
+    <w:p>
+      <w:r>
+        <w:t xml:space="preserve">Question: A patient with varicose veins should be advised to</w:t>
+      </w:r>
+    </w:p>
+    <w:p>
+      <w:r>
+        <w:t xml:space="preserve">(a) Elevate the legs and avoid prolonged standing</w:t>
+      </w:r>
+    </w:p>
+    <w:p>
+      <w:r>
+        <w:t xml:space="preserve">(b) Stand for long hours without movement</w:t>
+      </w:r>
+    </w:p>
+    <w:p>
+      <w:r>
+        <w:t xml:space="preserve">(c) Wear tight constricting socks</w:t>
+      </w:r>
+    </w:p>
+    <w:p>
+      <w:r>
+        <w:t xml:space="preserve">(d) Cross the legs frequently</w:t>
+      </w:r>
+    </w:p>
+    <w:p>
+      <w:r>
+        <w:t xml:space="preserve">Answer: a</w:t>
+      </w:r>
+    </w:p>
+    <w:p>
+      <w:r>
+        <w:t xml:space="preserve">Solution: ✅ Correct Answer: a</w:t>
+      </w:r>
+    </w:p>
+    <w:p>
+      <w:r>
+        <w:t xml:space="preserve">🧠 Clinical Rationale: Elevating the legs, walking regularly, and wearing properly fitted compression stockings reduce venous pooling in varicose veins.</w:t>
+      </w:r>
+    </w:p>
+    <w:p>
+      <w:r>
+        <w:t xml:space="preserve">❌ Why Not Other Options?</w:t>
+      </w:r>
+    </w:p>
+    <w:p>
+      <w:r>
+        <w:t xml:space="preserve">(b) — Prolonged standing worsens venous pooling.</w:t>
+      </w:r>
+    </w:p>
+    <w:p>
+      <w:r>
+        <w:t xml:space="preserve">(c) — Tight constricting socks impair circulation.</w:t>
+      </w:r>
+    </w:p>
+    <w:p>
+      <w:r>
+        <w:t xml:space="preserve">(d) — Leg crossing compresses veins and worsens the condition.</w:t>
+      </w:r>
+    </w:p>
+    <w:p>
+      <w:r>
+        <w:t xml:space="preserve">⚠️ Exam Trap: "Varicose veins = elevate, walk, compress — never stand still" — the venous-return measures are standard teaching points.</w:t>
+      </w:r>
+    </w:p>
+    <w:p>
+      <w:r>
+        <w:t xml:space="preserve">💎 PNC Pearl: "Legs up, keep walking, stockings fitted right — the varicose vein trilogy."</w:t>
+      </w:r>
+    </w:p>
+    <w:p>
+      <w:r>
+        <w:t xml:space="preserve">Positive Marks: 1</w:t>
+      </w:r>
+    </w:p>
+    <w:p>
+      <w:r>
+        <w:t xml:space="preserve">Negative Marks: 0.25</w:t>
+      </w:r>
+    </w:p>
+    <w:p>
+      <w:r>
+        <w:t xml:space="preserve"/>
+      </w:r>
+    </w:p>
+    <w:p>
+      <w:r>
+        <w:t xml:space="preserve">Question: Which organs are located in the right hypochondriac region of the abdomen?</w:t>
+      </w:r>
+    </w:p>
+    <w:p>
+      <w:r>
+        <w:t xml:space="preserve">(a) Liver and gallbladder</w:t>
+      </w:r>
+    </w:p>
+    <w:p>
+      <w:r>
+        <w:t xml:space="preserve">(b) Appendix and cecum</w:t>
+      </w:r>
+    </w:p>
+    <w:p>
+      <w:r>
+        <w:t xml:space="preserve">(c) Sigmoid colon</w:t>
+      </w:r>
+    </w:p>
+    <w:p>
+      <w:r>
+        <w:t xml:space="preserve">(d) Left kidney only</w:t>
+      </w:r>
+    </w:p>
+    <w:p>
+      <w:r>
+        <w:t xml:space="preserve">Answer: a</w:t>
+      </w:r>
+    </w:p>
+    <w:p>
+      <w:r>
+        <w:t xml:space="preserve">Solution: ✅ Correct Answer: a</w:t>
+      </w:r>
+    </w:p>
+    <w:p>
+      <w:r>
+        <w:t xml:space="preserve">🧠 Clinical Rationale: The right hypochondriac region contains the liver, gallbladder, and part of the duodenum.</w:t>
+      </w:r>
+    </w:p>
+    <w:p>
+      <w:r>
+        <w:t xml:space="preserve">❌ Why Not Other Options?</w:t>
+      </w:r>
+    </w:p>
+    <w:p>
+      <w:r>
+        <w:t xml:space="preserve">(b) — The appendix and cecum lie in the right ILIAC region.</w:t>
+      </w:r>
+    </w:p>
+    <w:p>
+      <w:r>
+        <w:t xml:space="preserve">(c) — The sigmoid colon lies in the left iliac region.</w:t>
+      </w:r>
+    </w:p>
+    <w:p>
+      <w:r>
+        <w:t xml:space="preserve">(d) — The left kidney lies in the left lumbar region.</w:t>
+      </w:r>
+    </w:p>
+    <w:p>
+      <w:r>
+        <w:t xml:space="preserve">⚠️ Exam Trap: "Right hypochondrium = liver and gallbladder" — the abdominal region-to-organ map is a favourite A&amp;P question; the liver is on the right under the ribs.</w:t>
+      </w:r>
+    </w:p>
+    <w:p>
+      <w:r>
+        <w:t xml:space="preserve">💎 PNC Pearl: "Under the right ribs: liver and gallbladder — the right hypochondrium's residents."</w:t>
+      </w:r>
+    </w:p>
+    <w:p>
+      <w:r>
+        <w:t xml:space="preserve">Positive Marks: 1</w:t>
+      </w:r>
+    </w:p>
+    <w:p>
+      <w:r>
+        <w:t xml:space="preserve">Negative Marks: 0.25</w:t>
+      </w:r>
+    </w:p>
+    <w:p>
+      <w:r>
+        <w:t xml:space="preserve"/>
+      </w:r>
+    </w:p>
+    <w:p>
+      <w:r>
+        <w:t xml:space="preserve">Question: A pregnant woman with a hemoglobin level of 9 g/dL is considered to have</w:t>
+      </w:r>
+    </w:p>
+    <w:p>
+      <w:r>
+        <w:t xml:space="preserve">(a) Anemia in pregnancy</w:t>
+      </w:r>
+    </w:p>
+    <w:p>
+      <w:r>
+        <w:t xml:space="preserve">(b) Polycythemia</w:t>
+      </w:r>
+    </w:p>
+    <w:p>
+      <w:r>
+        <w:t xml:space="preserve">(c) A normal value</w:t>
+      </w:r>
+    </w:p>
+    <w:p>
+      <w:r>
+        <w:t xml:space="preserve">(d) Polycythemia vera</w:t>
+      </w:r>
+    </w:p>
+    <w:p>
+      <w:r>
+        <w:t xml:space="preserve">Answer: a</w:t>
+      </w:r>
+    </w:p>
+    <w:p>
+      <w:r>
+        <w:t xml:space="preserve">Solution: ✅ Correct Answer: a</w:t>
+      </w:r>
+    </w:p>
+    <w:p>
+      <w:r>
+        <w:t xml:space="preserve">🧠 Clinical Rationale: Anemia in pregnancy is defined as hemoglobin below 11 g/dL, so 9 g/dL is moderate anemia, treated with IFA supplements.</w:t>
+      </w:r>
+    </w:p>
+    <w:p>
+      <w:r>
+        <w:t xml:space="preserve">❌ Why Not Other Options?</w:t>
+      </w:r>
+    </w:p>
+    <w:p>
+      <w:r>
+        <w:t xml:space="preserve">(b) — Polycythemia is an excess of red cells — the opposite problem.</w:t>
+      </w:r>
+    </w:p>
+    <w:p>
+      <w:r>
+        <w:t xml:space="preserve">(c) — 9 g/dL is well below the pregnancy threshold.</w:t>
+      </w:r>
+    </w:p>
+    <w:p>
+      <w:r>
+        <w:t xml:space="preserve">(d) — Polycythemia vera is a bone-marrow disorder, not low Hb.</w:t>
+      </w:r>
+    </w:p>
+    <w:p>
+      <w:r>
+        <w:t xml:space="preserve">⚠️ Exam Trap: "Pregnancy Hb: normal &gt; 11, anemia &lt; 11, severe &lt; 7-8" — the pregnancy-specific threshold (lower than the non-pregnant 12) is the exam point.</w:t>
+      </w:r>
+    </w:p>
+    <w:p>
+      <w:r>
+        <w:t xml:space="preserve">💎 PNC Pearl: "Below 11 in pregnancy = anemia — the bar is lower than the non-pregnant 12."</w:t>
+      </w:r>
+    </w:p>
+    <w:p>
+      <w:r>
+        <w:t xml:space="preserve">Positive Marks: 1</w:t>
+      </w:r>
+    </w:p>
+    <w:p>
+      <w:r>
+        <w:t xml:space="preserve">Negative Marks: 0.25</w:t>
+      </w:r>
+    </w:p>
+    <w:p>
+      <w:r>
+        <w:t xml:space="preserve"/>
+      </w:r>
+    </w:p>
+    <w:p>
+      <w:r>
+        <w:t xml:space="preserve">Question: A 4-month-old infant should be fed</w:t>
+      </w:r>
+    </w:p>
+    <w:p>
+      <w:r>
+        <w:t xml:space="preserve">(a) Only breast milk</w:t>
+      </w:r>
+    </w:p>
+    <w:p>
+      <w:r>
+        <w:t xml:space="preserve">(b) Solid rice and dal</w:t>
+      </w:r>
+    </w:p>
+    <w:p>
+      <w:r>
+        <w:t xml:space="preserve">(c) Cow's milk as the main feed</w:t>
+      </w:r>
+    </w:p>
+    <w:p>
+      <w:r>
+        <w:t xml:space="preserve">(d) Tea and biscuits</w:t>
+      </w:r>
+    </w:p>
+    <w:p>
+      <w:r>
+        <w:t xml:space="preserve">Answer: a</w:t>
+      </w:r>
+    </w:p>
+    <w:p>
+      <w:r>
+        <w:t xml:space="preserve">Solution: ✅ Correct Answer: a</w:t>
+      </w:r>
+    </w:p>
+    <w:p>
+      <w:r>
+        <w:t xml:space="preserve">🧠 Clinical Rationale: Exclusive breastfeeding is recommended for the first 6 months — no water, juice, or solids.</w:t>
+      </w:r>
+    </w:p>
+    <w:p>
+      <w:r>
+        <w:t xml:space="preserve">❌ Why Not Other Options?</w:t>
+      </w:r>
+    </w:p>
+    <w:p>
+      <w:r>
+        <w:t xml:space="preserve">(b) — Solids begin at 6 months, not 4.</w:t>
+      </w:r>
+    </w:p>
+    <w:p>
+      <w:r>
+        <w:t xml:space="preserve">(c) — Cow's milk as the main drink is avoided before 1 year.</w:t>
+      </w:r>
+    </w:p>
+    <w:p>
+      <w:r>
+        <w:t xml:space="preserve">(d) — Tea and biscuits are unsuitable for infants.</w:t>
+      </w:r>
+    </w:p>
+    <w:p>
+      <w:r>
+        <w:t xml:space="preserve">⚠️ Exam Trap: "Exclusive breast milk for 6 months, complementary foods from 6 months, breastfeed up to 2 years" — the WHO feeding timeline answers many infant-nutrition questions.</w:t>
+      </w:r>
+    </w:p>
+    <w:p>
+      <w:r>
+        <w:t xml:space="preserve">💎 PNC Pearl: "Six months of milk only — the WHO timeline is the infant-feeding law."</w:t>
+      </w:r>
+    </w:p>
+    <w:p>
+      <w:r>
+        <w:t xml:space="preserve">Positive Marks: 1</w:t>
+      </w:r>
+    </w:p>
+    <w:p>
+      <w:r>
+        <w:t xml:space="preserve">Negative Marks: 0.25</w:t>
+      </w:r>
+    </w:p>
+    <w:p>
+      <w:r>
+        <w:t xml:space="preserve"/>
+      </w:r>
+    </w:p>
+    <w:p>
+      <w:r>
+        <w:t xml:space="preserve">Question: The National Leprosy Eradication Programme provides free treatment with</w:t>
+      </w:r>
+    </w:p>
+    <w:p>
+      <w:r>
+        <w:t xml:space="preserve">(a) Multi-drug therapy (MDT)</w:t>
+      </w:r>
+    </w:p>
+    <w:p>
+      <w:r>
+        <w:t xml:space="preserve">(b) Single-dose penicillin</w:t>
+      </w:r>
+    </w:p>
+    <w:p>
+      <w:r>
+        <w:t xml:space="preserve">(c) Herbal medicines only</w:t>
+      </w:r>
+    </w:p>
+    <w:p>
+      <w:r>
+        <w:t xml:space="preserve">(d) Antitubercular drugs only</w:t>
+      </w:r>
+    </w:p>
+    <w:p>
+      <w:r>
+        <w:t xml:space="preserve">Answer: a</w:t>
+      </w:r>
+    </w:p>
+    <w:p>
+      <w:r>
+        <w:t xml:space="preserve">Solution: ✅ Correct Answer: a</w:t>
+      </w:r>
+    </w:p>
+    <w:p>
+      <w:r>
+        <w:t xml:space="preserve">🧠 Clinical Rationale: MDT — rifampicin, dapsone, and clofazimine — cures leprosy and is provided free under the national programme (NLEP).</w:t>
+      </w:r>
+    </w:p>
+    <w:p>
+      <w:r>
+        <w:t xml:space="preserve">❌ Why Not Other Options?</w:t>
+      </w:r>
+    </w:p>
+    <w:p>
+      <w:r>
+        <w:t xml:space="preserve">(b) — Penicillin does not cure leprosy.</w:t>
+      </w:r>
+    </w:p>
+    <w:p>
+      <w:r>
+        <w:t xml:space="preserve">(c) — Herbal medicines have no proven cure.</w:t>
+      </w:r>
+    </w:p>
+    <w:p>
+      <w:r>
+        <w:t xml:space="preserve">(d) — Antitubercular drugs alone do not treat leprosy.</w:t>
+      </w:r>
+    </w:p>
+    <w:p>
+      <w:r>
+        <w:t xml:space="preserve">⚠️ Exam Trap: "Leprosy = MDT (rifampicin + dapsone + clofazimine); free under NLEP" — the MDT drug trio is a standard community-health fact.</w:t>
+      </w:r>
+    </w:p>
+    <w:p>
+      <w:r>
+        <w:t xml:space="preserve">💎 PNC Pearl: "Rifampicin, dapsone, clofazimine — the three-drug team that beats leprosy."</w:t>
+      </w:r>
+    </w:p>
+    <w:p>
+      <w:r>
+        <w:t xml:space="preserve">Positive Marks: 1</w:t>
+      </w:r>
+    </w:p>
+    <w:p>
+      <w:r>
+        <w:t xml:space="preserve">Negative Marks: 0.25</w:t>
+      </w:r>
+    </w:p>
+    <w:p>
+      <w:r>
+        <w:t xml:space="preserve"/>
+      </w:r>
+    </w:p>
+    <w:p>
+      <w:r>
+        <w:t xml:space="preserve">Question: Pralidoxime, used in organophosphate poisoning, acts by</w:t>
+      </w:r>
+    </w:p>
+    <w:p>
+      <w:r>
+        <w:t xml:space="preserve">(a) Reactivating the enzyme cholinesterase</w:t>
+      </w:r>
+    </w:p>
+    <w:p>
+      <w:r>
+        <w:t xml:space="preserve">(b) Blocking histamine receptors</w:t>
+      </w:r>
+    </w:p>
+    <w:p>
+      <w:r>
+        <w:t xml:space="preserve">(c) Neutralizing gastric acid</w:t>
+      </w:r>
+    </w:p>
+    <w:p>
+      <w:r>
+        <w:t xml:space="preserve">(d) Raising blood pressure</w:t>
+      </w:r>
+    </w:p>
+    <w:p>
+      <w:r>
+        <w:t xml:space="preserve">Answer: a</w:t>
+      </w:r>
+    </w:p>
+    <w:p>
+      <w:r>
+        <w:t xml:space="preserve">Solution: ✅ Correct Answer: a</w:t>
+      </w:r>
+    </w:p>
+    <w:p>
+      <w:r>
+        <w:t xml:space="preserve">🧠 Clinical Rationale: Pralidoxime reactivates the cholinesterase enzyme that organophosphates have inhibited — restoring the breakdown of acetylcholine (while atropine blocks the accumulated acetylcholine's effects).</w:t>
+      </w:r>
+    </w:p>
+    <w:p>
+      <w:r>
+        <w:t xml:space="preserve">❌ Why Not Other Options?</w:t>
+      </w:r>
+    </w:p>
+    <w:p>
+      <w:r>
+        <w:t xml:space="preserve">(b) — Antihistamines do not treat OP poisoning.</w:t>
+      </w:r>
+    </w:p>
+    <w:p>
+      <w:r>
+        <w:t xml:space="preserve">(c) — Antacids are irrelevant here.</w:t>
+      </w:r>
+    </w:p>
+    <w:p>
+      <w:r>
+        <w:t xml:space="preserve">(d) — Pressors are supportive, not the specific antidote.</w:t>
+      </w:r>
+    </w:p>
+    <w:p>
+      <w:r>
+        <w:t xml:space="preserve">⚠️ Exam Trap: "OP poisoning = atropine (blocks effects) + pralidoxime (reactivates the enzyme)" — the two-drug partnership is a pharmacology favourite.</w:t>
+      </w:r>
+    </w:p>
+    <w:p>
+      <w:r>
+        <w:t xml:space="preserve">💎 PNC Pearl: "Atropine parks the flood of acetylcholine; pralidoxime repairs the enzyme that should have cleared it."</w:t>
+      </w:r>
+    </w:p>
+    <w:p>
+      <w:r>
+        <w:t xml:space="preserve">Positive Marks: 1</w:t>
+      </w:r>
+    </w:p>
+    <w:p>
+      <w:r>
+        <w:t xml:space="preserve">Negative Marks: 0.25</w:t>
+      </w:r>
+    </w:p>
+    <w:p>
+      <w:r>
+        <w:t xml:space="preserve"/>
+      </w:r>
+    </w:p>
+    <w:p>
+      <w:r>
+        <w:t xml:space="preserve">Question: A patient with a Glasgow Coma Scale score of 8 or less should be</w:t>
+      </w:r>
+    </w:p>
+    <w:p>
+      <w:r>
+        <w:t xml:space="preserve">(a) Intubated to protect the airway</w:t>
+      </w:r>
+    </w:p>
+    <w:p>
+      <w:r>
+        <w:t xml:space="preserve">(b) Given oral feeds</w:t>
+      </w:r>
+    </w:p>
+    <w:p>
+      <w:r>
+        <w:t xml:space="preserve">(c) Ambulated hourly</w:t>
+      </w:r>
+    </w:p>
+    <w:p>
+      <w:r>
+        <w:t xml:space="preserve">(d) Left without monitoring</w:t>
+      </w:r>
+    </w:p>
+    <w:p>
+      <w:r>
+        <w:t xml:space="preserve">Answer: a</w:t>
+      </w:r>
+    </w:p>
+    <w:p>
+      <w:r>
+        <w:t xml:space="preserve">Solution: ✅ Correct Answer: a</w:t>
+      </w:r>
+    </w:p>
+    <w:p>
+      <w:r>
+        <w:t xml:space="preserve">🧠 Clinical Rationale: A GCS of 8 or below means the patient has lost protective airway reflexes — the airway is secured by intubation and ventilation.</w:t>
+      </w:r>
+    </w:p>
+    <w:p>
+      <w:r>
+        <w:t xml:space="preserve">❌ Why Not Other Options?</w:t>
+      </w:r>
+    </w:p>
+    <w:p>
+      <w:r>
+        <w:t xml:space="preserve">(b) — Oral feeding risks aspiration in a comatose patient.</w:t>
+      </w:r>
+    </w:p>
+    <w:p>
+      <w:r>
+        <w:t xml:space="preserve">(c) — Ambulation is impossible in coma.</w:t>
+      </w:r>
+    </w:p>
+    <w:p>
+      <w:r>
+        <w:t xml:space="preserve">(d) — Leaving without monitoring is unsafe.</w:t>
+      </w:r>
+    </w:p>
+    <w:p>
+      <w:r>
+        <w:t xml:space="preserve">⚠️ Exam Trap: "GCS ≤ 8 = intubate" — the 8 threshold is the single most important GCS number in emergency medicine.</w:t>
+      </w:r>
+    </w:p>
+    <w:p>
+      <w:r>
+        <w:t xml:space="preserve">💎 PNC Pearl: "Eight or less on the GCS, tube the chest — the airway reflex is gone."</w:t>
+      </w:r>
+    </w:p>
+    <w:p>
+      <w:r>
+        <w:t xml:space="preserve">Positive Marks: 1</w:t>
+      </w:r>
+    </w:p>
+    <w:p>
+      <w:r>
+        <w:t xml:space="preserve">Negative Marks: 0.25</w:t>
+      </w:r>
+    </w:p>
+    <w:p>
+      <w:r>
+        <w:t xml:space="preserve"/>
+      </w:r>
+    </w:p>
+    <w:p>
+      <w:r>
+        <w:t xml:space="preserve">Question: The recommended total daily fluid intake for a healthy adult is approximately</w:t>
+      </w:r>
+    </w:p>
+    <w:p>
+      <w:r>
+        <w:t xml:space="preserve">(a) 2-3 liters</w:t>
+      </w:r>
+    </w:p>
+    <w:p>
+      <w:r>
+        <w:t xml:space="preserve">(b) 0.5 liter</w:t>
+      </w:r>
+    </w:p>
+    <w:p>
+      <w:r>
+        <w:t xml:space="preserve">(c) 8-10 liters</w:t>
+      </w:r>
+    </w:p>
+    <w:p>
+      <w:r>
+        <w:t xml:space="preserve">(d) 15 liters</w:t>
+      </w:r>
+    </w:p>
+    <w:p>
+      <w:r>
+        <w:t xml:space="preserve">Answer: a</w:t>
+      </w:r>
+    </w:p>
+    <w:p>
+      <w:r>
+        <w:t xml:space="preserve">Solution: ✅ Correct Answer: a</w:t>
+      </w:r>
+    </w:p>
+    <w:p>
+      <w:r>
+        <w:t xml:space="preserve">🧠 Clinical Rationale: A healthy adult needs about 2-3 liters of water daily — from fluids and food — to balance losses; needs rise with heat, fever, and exercise.</w:t>
+      </w:r>
+    </w:p>
+    <w:p>
+      <w:r>
+        <w:t xml:space="preserve">❌ Why Not Other Options?</w:t>
+      </w:r>
+    </w:p>
+    <w:p>
+      <w:r>
+        <w:t xml:space="preserve">(b) — 0.5 liter is far too little.</w:t>
+      </w:r>
+    </w:p>
+    <w:p>
+      <w:r>
+        <w:t xml:space="preserve">(c) — 8-10 liters would overwhelm the kidneys.</w:t>
+      </w:r>
+    </w:p>
+    <w:p>
+      <w:r>
+        <w:t xml:space="preserve">(d) — 15 liters is dangerous overhydration.</w:t>
+      </w:r>
+    </w:p>
+    <w:p>
+      <w:r>
+        <w:t xml:space="preserve">⚠️ Exam Trap: "Adult water = 2-3 L/day (about 30-35 mL/kg)" — the per-kg estimate helps answer fluid requirement questions of any weight.</w:t>
+      </w:r>
+    </w:p>
+    <w:p>
+      <w:r>
+        <w:t xml:space="preserve">💎 PNC Pearl: "Two to three liters a day keeps the kidneys flushing."</w:t>
+      </w:r>
+    </w:p>
+    <w:p>
+      <w:r>
+        <w:t xml:space="preserve">Positive Marks: 1</w:t>
+      </w:r>
+    </w:p>
+    <w:p>
+      <w:r>
+        <w:t xml:space="preserve">Negative Marks: 0.25</w:t>
+      </w:r>
+    </w:p>
+    <w:p>
+      <w:r>
+        <w:t xml:space="preserve"/>
+      </w:r>
+    </w:p>
+    <w:p>
+      <w:r>
+        <w:t xml:space="preserve">Question: The legal responsibility of the nurse regarding informed consent is to</w:t>
+      </w:r>
+    </w:p>
+    <w:p>
+      <w:r>
+        <w:t xml:space="preserve">(a) Verify that the patient has signed after the physician's explanation</w:t>
+      </w:r>
+    </w:p>
+    <w:p>
+      <w:r>
+        <w:t xml:space="preserve">(b) Explain the surgical risks in detail</w:t>
+      </w:r>
+    </w:p>
+    <w:p>
+      <w:r>
+        <w:t xml:space="preserve">(c) Decide on behalf of the patient</w:t>
+      </w:r>
+    </w:p>
+    <w:p>
+      <w:r>
+        <w:t xml:space="preserve">(d) Skip consent in all emergencies</w:t>
+      </w:r>
+    </w:p>
+    <w:p>
+      <w:r>
+        <w:t xml:space="preserve">Answer: a</w:t>
+      </w:r>
+    </w:p>
+    <w:p>
+      <w:r>
+        <w:t xml:space="preserve">Solution: ✅ Correct Answer: a</w:t>
+      </w:r>
+    </w:p>
+    <w:p>
+      <w:r>
+        <w:t xml:space="preserve">🧠 Clinical Rationale: The physician explains the procedure, risks, and benefits and obtains consent; the nurse's duty is to confirm the patient understands and has signed, and to witness the signature.</w:t>
+      </w:r>
+    </w:p>
+    <w:p>
+      <w:r>
+        <w:t xml:space="preserve">❌ Why Not Other Options?</w:t>
+      </w:r>
+    </w:p>
+    <w:p>
+      <w:r>
+        <w:t xml:space="preserve">(b) — Detailed risk explanation is the PHYSICIAN's role.</w:t>
+      </w:r>
+    </w:p>
+    <w:p>
+      <w:r>
+        <w:t xml:space="preserve">(c) — The nurse never decides for the patient.</w:t>
+      </w:r>
+    </w:p>
+    <w:p>
+      <w:r>
+        <w:t xml:space="preserve">(d) — Consent is not skipped; emergencies follow special provisions.</w:t>
+      </w:r>
+    </w:p>
+    <w:p>
+      <w:r>
+        <w:t xml:space="preserve">⚠️ Exam Trap: "Informed consent — the DOCTOR explains, the NURSE witnesses and verifies" — the role split is a legal-nursing exam favourite.</w:t>
+      </w:r>
+    </w:p>
+    <w:p>
+      <w:r>
+        <w:t xml:space="preserve">💎 PNC Pearl: "Doctor explains, patient decides, nurse witnesses — three roles, one signature."</w:t>
+      </w:r>
+    </w:p>
+    <w:p>
+      <w:r>
+        <w:t xml:space="preserve">Positive Marks: 1</w:t>
+      </w:r>
+    </w:p>
+    <w:p>
+      <w:r>
+        <w:t xml:space="preserve">Negative Marks: 0.25</w:t>
       </w:r>
     </w:p>
     <w:sectPr>
       <w:pgSz w:w="12240" w:h="15840"/>
-      <w:pgMar w:top="864" w:right="1008" w:bottom="864" w:left="1008" w:header="720" w:footer="720" w:gutter="0"/>
+      <w:pgMar w:top="1440" w:right="1800" w:bottom="1440" w:left="1800" w:header="720" w:footer="720" w:gutter="0"/>
       <w:cols w:space="720"/>
       <w:docGrid w:linePitch="360"/>
     </w:sectPr>
@@ -2535,10 +2065,6 @@
     <w:name w:val="Normal"/>
     <w:qFormat/>
     <w:rsid w:val="00FC693F"/>
-    <w:rPr>
-      <w:rFonts w:ascii="Calibri" w:hAnsi="Calibri"/>
-      <w:sz w:val="22"/>
-    </w:rPr>
   </w:style>
   <w:style w:type="paragraph" w:styleId="Header">
     <w:name w:val="header"/>
